--- a/Laporan_GameProg.docx
+++ b/Laporan_GameProg.docx
@@ -1619,7 +1619,15 @@
       </w:r>
       <w:proofErr w:type="spellEnd"/>
       <w:r>
-        <w:t xml:space="preserve"> open-stage </w:t>
+        <w:t xml:space="preserve"> </w:t>
+      </w:r>
+      <w:proofErr w:type="gramStart"/>
+      <w:r>
+        <w:t>open-stage</w:t>
+      </w:r>
+      <w:proofErr w:type="gramEnd"/>
+      <w:r>
+        <w:t xml:space="preserve"> </w:t>
       </w:r>
       <w:proofErr w:type="spellStart"/>
       <w:r>
@@ -2718,27 +2726,7 @@
           <w:szCs w:val="24"/>
           <w:lang w:val="en-ID"/>
         </w:rPr>
-        <w:t xml:space="preserve"> </w:t>
-      </w:r>
-      <w:proofErr w:type="spellStart"/>
-      <w:r>
-        <w:rPr>
-          <w:rFonts w:eastAsia="Times New Roman"/>
-          <w:color w:val="000000" w:themeColor="text1"/>
-          <w:szCs w:val="24"/>
-          <w:lang w:val="en-ID"/>
-        </w:rPr>
-        <w:t>adalah</w:t>
-      </w:r>
-      <w:proofErr w:type="spellEnd"/>
-      <w:r>
-        <w:rPr>
-          <w:rFonts w:eastAsia="Times New Roman"/>
-          <w:color w:val="000000" w:themeColor="text1"/>
-          <w:szCs w:val="24"/>
-          <w:lang w:val="en-ID"/>
-        </w:rPr>
-        <w:t xml:space="preserve"> Emerald Kingdom, Ruby Kingdom, Sapphire Kingdom, dan Obsidian Kingdom.</w:t>
+        <w:t xml:space="preserve"> adalah Emerald Kingdom, Ruby Kingdom, Sapphire Kingdom, dan Obsidian Kingdom.</w:t>
       </w:r>
     </w:p>
     <w:p>
@@ -6882,27 +6870,7 @@
           <w:sz w:val="24"/>
           <w:szCs w:val="24"/>
         </w:rPr>
-        <w:t xml:space="preserve">Emerald Kingdom </w:t>
-      </w:r>
-      <w:proofErr w:type="spellStart"/>
-      <w:r>
-        <w:rPr>
-          <w:b w:val="0"/>
-          <w:bCs/>
-          <w:sz w:val="24"/>
-          <w:szCs w:val="24"/>
-        </w:rPr>
-        <w:t>adalah</w:t>
-      </w:r>
-      <w:proofErr w:type="spellEnd"/>
-      <w:r>
-        <w:rPr>
-          <w:b w:val="0"/>
-          <w:bCs/>
-          <w:sz w:val="24"/>
-          <w:szCs w:val="24"/>
-        </w:rPr>
-        <w:t xml:space="preserve"> </w:t>
+        <w:t xml:space="preserve">Emerald Kingdom adalah </w:t>
       </w:r>
       <w:proofErr w:type="spellStart"/>
       <w:r>
@@ -7648,27 +7616,7 @@
           <w:sz w:val="24"/>
           <w:szCs w:val="24"/>
         </w:rPr>
-        <w:t xml:space="preserve">Ruby Kingdom </w:t>
-      </w:r>
-      <w:proofErr w:type="spellStart"/>
-      <w:r>
-        <w:rPr>
-          <w:b w:val="0"/>
-          <w:bCs/>
-          <w:sz w:val="24"/>
-          <w:szCs w:val="24"/>
-        </w:rPr>
-        <w:t>adalah</w:t>
-      </w:r>
-      <w:proofErr w:type="spellEnd"/>
-      <w:r>
-        <w:rPr>
-          <w:b w:val="0"/>
-          <w:bCs/>
-          <w:sz w:val="24"/>
-          <w:szCs w:val="24"/>
-        </w:rPr>
-        <w:t xml:space="preserve"> </w:t>
+        <w:t xml:space="preserve">Ruby Kingdom adalah </w:t>
       </w:r>
       <w:proofErr w:type="spellStart"/>
       <w:r>
@@ -8248,27 +8196,7 @@
           <w:sz w:val="24"/>
           <w:szCs w:val="24"/>
         </w:rPr>
-        <w:t xml:space="preserve"> </w:t>
-      </w:r>
-      <w:proofErr w:type="spellStart"/>
-      <w:r>
-        <w:rPr>
-          <w:b w:val="0"/>
-          <w:bCs/>
-          <w:sz w:val="24"/>
-          <w:szCs w:val="24"/>
-        </w:rPr>
-        <w:t>adalah</w:t>
-      </w:r>
-      <w:proofErr w:type="spellEnd"/>
-      <w:r>
-        <w:rPr>
-          <w:b w:val="0"/>
-          <w:bCs/>
-          <w:sz w:val="24"/>
-          <w:szCs w:val="24"/>
-        </w:rPr>
-        <w:t xml:space="preserve"> </w:t>
+        <w:t xml:space="preserve"> adalah </w:t>
       </w:r>
       <w:proofErr w:type="spellStart"/>
       <w:r>
@@ -8468,27 +8396,7 @@
           <w:sz w:val="24"/>
           <w:szCs w:val="24"/>
         </w:rPr>
-        <w:t xml:space="preserve">Sapphire Kingdom </w:t>
-      </w:r>
-      <w:proofErr w:type="spellStart"/>
-      <w:r>
-        <w:rPr>
-          <w:b w:val="0"/>
-          <w:bCs/>
-          <w:sz w:val="24"/>
-          <w:szCs w:val="24"/>
-        </w:rPr>
-        <w:t>adalah</w:t>
-      </w:r>
-      <w:proofErr w:type="spellEnd"/>
-      <w:r>
-        <w:rPr>
-          <w:b w:val="0"/>
-          <w:bCs/>
-          <w:sz w:val="24"/>
-          <w:szCs w:val="24"/>
-        </w:rPr>
-        <w:t xml:space="preserve"> </w:t>
+        <w:t xml:space="preserve">Sapphire Kingdom adalah </w:t>
       </w:r>
       <w:proofErr w:type="spellStart"/>
       <w:r>
@@ -9262,27 +9170,7 @@
           <w:sz w:val="24"/>
           <w:szCs w:val="24"/>
         </w:rPr>
-        <w:t xml:space="preserve"> Emerald Kingdom </w:t>
-      </w:r>
-      <w:proofErr w:type="spellStart"/>
-      <w:r>
-        <w:rPr>
-          <w:b w:val="0"/>
-          <w:bCs/>
-          <w:sz w:val="24"/>
-          <w:szCs w:val="24"/>
-        </w:rPr>
-        <w:t>adalah</w:t>
-      </w:r>
-      <w:proofErr w:type="spellEnd"/>
-      <w:r>
-        <w:rPr>
-          <w:b w:val="0"/>
-          <w:bCs/>
-          <w:sz w:val="24"/>
-          <w:szCs w:val="24"/>
-        </w:rPr>
-        <w:t xml:space="preserve"> </w:t>
+        <w:t xml:space="preserve"> Emerald Kingdom adalah </w:t>
       </w:r>
       <w:proofErr w:type="spellStart"/>
       <w:r>
@@ -10454,27 +10342,7 @@
           <w:sz w:val="24"/>
           <w:szCs w:val="24"/>
         </w:rPr>
-        <w:t xml:space="preserve"> </w:t>
-      </w:r>
-      <w:proofErr w:type="spellStart"/>
-      <w:r>
-        <w:rPr>
-          <w:b w:val="0"/>
-          <w:bCs/>
-          <w:sz w:val="24"/>
-          <w:szCs w:val="24"/>
-        </w:rPr>
-        <w:t>adalah</w:t>
-      </w:r>
-      <w:proofErr w:type="spellEnd"/>
-      <w:r>
-        <w:rPr>
-          <w:b w:val="0"/>
-          <w:bCs/>
-          <w:sz w:val="24"/>
-          <w:szCs w:val="24"/>
-        </w:rPr>
-        <w:t xml:space="preserve"> </w:t>
+        <w:t xml:space="preserve"> adalah </w:t>
       </w:r>
       <w:proofErr w:type="spellStart"/>
       <w:r>
@@ -11622,27 +11490,7 @@
           <w:sz w:val="24"/>
           <w:szCs w:val="24"/>
         </w:rPr>
-        <w:t xml:space="preserve">: Plains </w:t>
-      </w:r>
-      <w:proofErr w:type="spellStart"/>
-      <w:r>
-        <w:rPr>
-          <w:b w:val="0"/>
-          <w:bCs/>
-          <w:sz w:val="24"/>
-          <w:szCs w:val="24"/>
-        </w:rPr>
-        <w:t>adalah</w:t>
-      </w:r>
-      <w:proofErr w:type="spellEnd"/>
-      <w:r>
-        <w:rPr>
-          <w:b w:val="0"/>
-          <w:bCs/>
-          <w:sz w:val="24"/>
-          <w:szCs w:val="24"/>
-        </w:rPr>
-        <w:t xml:space="preserve"> </w:t>
+        <w:t xml:space="preserve">: Plains adalah </w:t>
       </w:r>
       <w:proofErr w:type="spellStart"/>
       <w:r>
@@ -13276,27 +13124,7 @@
           <w:sz w:val="24"/>
           <w:szCs w:val="24"/>
         </w:rPr>
-        <w:t xml:space="preserve">: Frozen Core </w:t>
-      </w:r>
-      <w:proofErr w:type="spellStart"/>
-      <w:r>
-        <w:rPr>
-          <w:b w:val="0"/>
-          <w:bCs/>
-          <w:sz w:val="24"/>
-          <w:szCs w:val="24"/>
-        </w:rPr>
-        <w:t>adalah</w:t>
-      </w:r>
-      <w:proofErr w:type="spellEnd"/>
-      <w:r>
-        <w:rPr>
-          <w:b w:val="0"/>
-          <w:bCs/>
-          <w:sz w:val="24"/>
-          <w:szCs w:val="24"/>
-        </w:rPr>
-        <w:t xml:space="preserve"> </w:t>
+        <w:t xml:space="preserve">: Frozen Core adalah </w:t>
       </w:r>
       <w:proofErr w:type="spellStart"/>
       <w:r>
@@ -14466,7 +14294,7 @@
           <w:szCs w:val="24"/>
         </w:rPr>
         <w:drawing>
-          <wp:anchor distT="0" distB="0" distL="114300" distR="114300" simplePos="0" relativeHeight="251669504" behindDoc="0" locked="0" layoutInCell="1" allowOverlap="1" wp14:anchorId="58416DBD" wp14:editId="4A79B2EC">
+          <wp:anchor distT="0" distB="0" distL="114300" distR="114300" simplePos="0" relativeHeight="251669504" behindDoc="0" locked="0" layoutInCell="1" allowOverlap="1" wp14:anchorId="58416DBD" wp14:editId="7D873A23">
             <wp:simplePos x="0" y="0"/>
             <wp:positionH relativeFrom="margin">
               <wp:align>right</wp:align>
@@ -14705,27 +14533,7 @@
           <w:sz w:val="24"/>
           <w:szCs w:val="24"/>
         </w:rPr>
-        <w:t xml:space="preserve"> Obsidian </w:t>
-      </w:r>
-      <w:proofErr w:type="spellStart"/>
-      <w:r>
-        <w:rPr>
-          <w:b w:val="0"/>
-          <w:bCs/>
-          <w:sz w:val="24"/>
-          <w:szCs w:val="24"/>
-        </w:rPr>
-        <w:t>adalah</w:t>
-      </w:r>
-      <w:proofErr w:type="spellEnd"/>
-      <w:r>
-        <w:rPr>
-          <w:b w:val="0"/>
-          <w:bCs/>
-          <w:sz w:val="24"/>
-          <w:szCs w:val="24"/>
-        </w:rPr>
-        <w:t xml:space="preserve"> </w:t>
+        <w:t xml:space="preserve"> Obsidian adalah </w:t>
       </w:r>
       <w:proofErr w:type="spellStart"/>
       <w:r>
@@ -14985,27 +14793,7 @@
           <w:sz w:val="24"/>
           <w:szCs w:val="24"/>
         </w:rPr>
-        <w:t xml:space="preserve"> Anak Raja. Itu </w:t>
-      </w:r>
-      <w:proofErr w:type="spellStart"/>
-      <w:r>
-        <w:rPr>
-          <w:b w:val="0"/>
-          <w:bCs/>
-          <w:sz w:val="24"/>
-          <w:szCs w:val="24"/>
-        </w:rPr>
-        <w:t>adalah</w:t>
-      </w:r>
-      <w:proofErr w:type="spellEnd"/>
-      <w:r>
-        <w:rPr>
-          <w:b w:val="0"/>
-          <w:bCs/>
-          <w:sz w:val="24"/>
-          <w:szCs w:val="24"/>
-        </w:rPr>
-        <w:t xml:space="preserve"> </w:t>
+        <w:t xml:space="preserve"> Anak Raja. Itu adalah </w:t>
       </w:r>
       <w:proofErr w:type="spellStart"/>
       <w:r>
@@ -15025,8 +14813,19 @@
           <w:sz w:val="24"/>
           <w:szCs w:val="24"/>
         </w:rPr>
-        <w:t xml:space="preserve"> mu..</w:t>
-      </w:r>
+        <w:t xml:space="preserve"> </w:t>
+      </w:r>
+      <w:proofErr w:type="gramStart"/>
+      <w:r>
+        <w:rPr>
+          <w:b w:val="0"/>
+          <w:bCs/>
+          <w:sz w:val="24"/>
+          <w:szCs w:val="24"/>
+        </w:rPr>
+        <w:t>mu..</w:t>
+      </w:r>
+      <w:proofErr w:type="gramEnd"/>
     </w:p>
     <w:p>
       <w:pPr>
@@ -15163,27 +14962,7 @@
           <w:sz w:val="24"/>
           <w:szCs w:val="24"/>
         </w:rPr>
-        <w:t xml:space="preserve">: </w:t>
-      </w:r>
-      <w:proofErr w:type="spellStart"/>
-      <w:r>
-        <w:rPr>
-          <w:b w:val="0"/>
-          <w:bCs/>
-          <w:sz w:val="24"/>
-          <w:szCs w:val="24"/>
-        </w:rPr>
-        <w:t>Makhluk</w:t>
-      </w:r>
-      <w:proofErr w:type="spellEnd"/>
-      <w:r>
-        <w:rPr>
-          <w:b w:val="0"/>
-          <w:bCs/>
-          <w:sz w:val="24"/>
-          <w:szCs w:val="24"/>
-        </w:rPr>
-        <w:t xml:space="preserve"> </w:t>
+        <w:t xml:space="preserve">: Makhluk </w:t>
       </w:r>
       <w:proofErr w:type="spellStart"/>
       <w:r>
@@ -19896,27 +19675,7 @@
           <w:sz w:val="24"/>
           <w:szCs w:val="24"/>
         </w:rPr>
-        <w:t xml:space="preserve">: </w:t>
-      </w:r>
-      <w:proofErr w:type="spellStart"/>
-      <w:r>
-        <w:rPr>
-          <w:b w:val="0"/>
-          <w:bCs/>
-          <w:sz w:val="24"/>
-          <w:szCs w:val="24"/>
-        </w:rPr>
-        <w:t>Makhluk</w:t>
-      </w:r>
-      <w:proofErr w:type="spellEnd"/>
-      <w:r>
-        <w:rPr>
-          <w:b w:val="0"/>
-          <w:bCs/>
-          <w:sz w:val="24"/>
-          <w:szCs w:val="24"/>
-        </w:rPr>
-        <w:t xml:space="preserve"> </w:t>
+        <w:t xml:space="preserve">: Makhluk </w:t>
       </w:r>
       <w:proofErr w:type="spellStart"/>
       <w:r>
@@ -20285,27 +20044,7 @@
           <w:sz w:val="24"/>
           <w:szCs w:val="24"/>
         </w:rPr>
-        <w:t xml:space="preserve">: </w:t>
-      </w:r>
-      <w:proofErr w:type="spellStart"/>
-      <w:r>
-        <w:rPr>
-          <w:b w:val="0"/>
-          <w:bCs/>
-          <w:sz w:val="24"/>
-          <w:szCs w:val="24"/>
-        </w:rPr>
-        <w:t>Makhluk</w:t>
-      </w:r>
-      <w:proofErr w:type="spellEnd"/>
-      <w:r>
-        <w:rPr>
-          <w:b w:val="0"/>
-          <w:bCs/>
-          <w:sz w:val="24"/>
-          <w:szCs w:val="24"/>
-        </w:rPr>
-        <w:t xml:space="preserve"> batu </w:t>
+        <w:t xml:space="preserve">: Makhluk batu </w:t>
       </w:r>
       <w:proofErr w:type="spellStart"/>
       <w:r>
@@ -20445,27 +20184,7 @@
           <w:sz w:val="24"/>
           <w:szCs w:val="24"/>
         </w:rPr>
-        <w:t xml:space="preserve">. </w:t>
-      </w:r>
-      <w:proofErr w:type="spellStart"/>
-      <w:r>
-        <w:rPr>
-          <w:b w:val="0"/>
-          <w:bCs/>
-          <w:sz w:val="24"/>
-          <w:szCs w:val="24"/>
-        </w:rPr>
-        <w:t>Makhluk</w:t>
-      </w:r>
-      <w:proofErr w:type="spellEnd"/>
-      <w:r>
-        <w:rPr>
-          <w:b w:val="0"/>
-          <w:bCs/>
-          <w:sz w:val="24"/>
-          <w:szCs w:val="24"/>
-        </w:rPr>
-        <w:t xml:space="preserve"> </w:t>
+        <w:t xml:space="preserve">. Makhluk </w:t>
       </w:r>
       <w:proofErr w:type="spellStart"/>
       <w:r>
@@ -22305,8 +22024,19 @@
           <w:sz w:val="24"/>
           <w:szCs w:val="24"/>
         </w:rPr>
-        <w:t xml:space="preserve"> 4 stage</w:t>
-      </w:r>
+        <w:t xml:space="preserve"> 4 </w:t>
+      </w:r>
+      <w:proofErr w:type="gramStart"/>
+      <w:r>
+        <w:rPr>
+          <w:b w:val="0"/>
+          <w:bCs/>
+          <w:sz w:val="24"/>
+          <w:szCs w:val="24"/>
+        </w:rPr>
+        <w:t>stage</w:t>
+      </w:r>
+      <w:proofErr w:type="gramEnd"/>
     </w:p>
     <w:p>
       <w:pPr>
@@ -22524,8 +22254,19 @@
           <w:sz w:val="24"/>
           <w:szCs w:val="24"/>
         </w:rPr>
-        <w:t xml:space="preserve"> 4 stage</w:t>
-      </w:r>
+        <w:t xml:space="preserve"> 4 </w:t>
+      </w:r>
+      <w:proofErr w:type="gramStart"/>
+      <w:r>
+        <w:rPr>
+          <w:b w:val="0"/>
+          <w:bCs/>
+          <w:sz w:val="24"/>
+          <w:szCs w:val="24"/>
+        </w:rPr>
+        <w:t>stage</w:t>
+      </w:r>
+      <w:proofErr w:type="gramEnd"/>
     </w:p>
     <w:p>
       <w:pPr>
@@ -24543,10 +24284,10 @@
           <w:szCs w:val="24"/>
         </w:rPr>
         <w:drawing>
-          <wp:inline distT="0" distB="0" distL="0" distR="0" wp14:anchorId="2C52AF30" wp14:editId="7B1787B8">
-            <wp:extent cx="4420217" cy="2486372"/>
-            <wp:effectExtent l="0" t="0" r="0" b="9525"/>
-            <wp:docPr id="1629153002" name="Picture 1"/>
+          <wp:inline distT="0" distB="0" distL="0" distR="0" wp14:anchorId="149DF9A0" wp14:editId="3049B58F">
+            <wp:extent cx="4005580" cy="2383790"/>
+            <wp:effectExtent l="0" t="0" r="0" b="0"/>
+            <wp:docPr id="1318163132" name="Picture 1"/>
             <wp:cNvGraphicFramePr>
               <a:graphicFrameLocks xmlns:a="http://schemas.openxmlformats.org/drawingml/2006/main" noChangeAspect="1"/>
             </wp:cNvGraphicFramePr>
@@ -24554,23 +24295,33 @@
               <a:graphicData uri="http://schemas.openxmlformats.org/drawingml/2006/picture">
                 <pic:pic xmlns:pic="http://schemas.openxmlformats.org/drawingml/2006/picture">
                   <pic:nvPicPr>
-                    <pic:cNvPr id="1629153002" name=""/>
-                    <pic:cNvPicPr/>
+                    <pic:cNvPr id="0" name="Picture 2"/>
+                    <pic:cNvPicPr>
+                      <a:picLocks noChangeAspect="1" noChangeArrowheads="1"/>
+                    </pic:cNvPicPr>
                   </pic:nvPicPr>
                   <pic:blipFill>
-                    <a:blip r:embed="rId31"/>
+                    <a:blip r:embed="rId31">
+                      <a:extLst>
+                        <a:ext uri="{28A0092B-C50C-407E-A947-70E740481C1C}">
+                          <a14:useLocalDpi xmlns:a14="http://schemas.microsoft.com/office/drawing/2010/main" val="0"/>
+                        </a:ext>
+                      </a:extLst>
+                    </a:blip>
+                    <a:srcRect/>
                     <a:stretch>
                       <a:fillRect/>
                     </a:stretch>
                   </pic:blipFill>
-                  <pic:spPr>
+                  <pic:spPr bwMode="auto">
                     <a:xfrm>
                       <a:off x="0" y="0"/>
-                      <a:ext cx="4420217" cy="2486372"/>
+                      <a:ext cx="4005580" cy="2383790"/>
                     </a:xfrm>
                     <a:prstGeom prst="rect">
                       <a:avLst/>
                     </a:prstGeom>
+                    <a:noFill/>
                   </pic:spPr>
                 </pic:pic>
               </a:graphicData>
@@ -25058,10 +24809,10 @@
           <w:szCs w:val="24"/>
         </w:rPr>
         <w:drawing>
-          <wp:inline distT="0" distB="0" distL="0" distR="0" wp14:anchorId="6A9BA5AE" wp14:editId="702FE6AA">
-            <wp:extent cx="3972479" cy="2276793"/>
-            <wp:effectExtent l="0" t="0" r="0" b="9525"/>
-            <wp:docPr id="172037092" name="Picture 1"/>
+          <wp:inline distT="0" distB="0" distL="0" distR="0" wp14:anchorId="13BB98D3" wp14:editId="3BE63EF3">
+            <wp:extent cx="4254867" cy="2393297"/>
+            <wp:effectExtent l="0" t="0" r="0" b="7620"/>
+            <wp:docPr id="383472719" name="Picture 1" descr="A video game with a couple of people&#10;&#10;AI-generated content may be incorrect."/>
             <wp:cNvGraphicFramePr>
               <a:graphicFrameLocks xmlns:a="http://schemas.openxmlformats.org/drawingml/2006/main" noChangeAspect="1"/>
             </wp:cNvGraphicFramePr>
@@ -25069,7 +24820,7 @@
               <a:graphicData uri="http://schemas.openxmlformats.org/drawingml/2006/picture">
                 <pic:pic xmlns:pic="http://schemas.openxmlformats.org/drawingml/2006/picture">
                   <pic:nvPicPr>
-                    <pic:cNvPr id="172037092" name=""/>
+                    <pic:cNvPr id="383472719" name="Picture 1" descr="A video game with a couple of people&#10;&#10;AI-generated content may be incorrect."/>
                     <pic:cNvPicPr/>
                   </pic:nvPicPr>
                   <pic:blipFill>
@@ -25081,7 +24832,7 @@
                   <pic:spPr>
                     <a:xfrm>
                       <a:off x="0" y="0"/>
-                      <a:ext cx="3972479" cy="2276793"/>
+                      <a:ext cx="4265393" cy="2399218"/>
                     </a:xfrm>
                     <a:prstGeom prst="rect">
                       <a:avLst/>
@@ -25152,27 +24903,7 @@
           <w:sz w:val="24"/>
           <w:szCs w:val="24"/>
         </w:rPr>
-        <w:t xml:space="preserve"> </w:t>
-      </w:r>
-      <w:proofErr w:type="spellStart"/>
-      <w:r>
-        <w:rPr>
-          <w:b w:val="0"/>
-          <w:bCs/>
-          <w:sz w:val="24"/>
-          <w:szCs w:val="24"/>
-        </w:rPr>
-        <w:t>kiri</w:t>
-      </w:r>
-      <w:proofErr w:type="spellEnd"/>
-      <w:r>
-        <w:rPr>
-          <w:b w:val="0"/>
-          <w:bCs/>
-          <w:sz w:val="24"/>
-          <w:szCs w:val="24"/>
-        </w:rPr>
-        <w:t xml:space="preserve"> </w:t>
+        <w:t xml:space="preserve"> kiri </w:t>
       </w:r>
       <w:proofErr w:type="spellStart"/>
       <w:r>
@@ -25535,7 +25266,17 @@
           <w:sz w:val="24"/>
           <w:szCs w:val="24"/>
         </w:rPr>
-        <w:t xml:space="preserve"> meng-pause game, </w:t>
+        <w:t xml:space="preserve"> </w:t>
+      </w:r>
+      <w:r>
+        <w:rPr>
+          <w:b w:val="0"/>
+          <w:bCs/>
+          <w:sz w:val="24"/>
+          <w:szCs w:val="24"/>
+        </w:rPr>
+        <w:lastRenderedPageBreak/>
+        <w:t xml:space="preserve">meng-pause game, </w:t>
       </w:r>
       <w:proofErr w:type="spellStart"/>
       <w:r>
@@ -25576,6 +25317,115 @@
           <w:szCs w:val="24"/>
         </w:rPr>
         <w:t xml:space="preserve"> pause menu.</w:t>
+      </w:r>
+      <w:r>
+        <w:rPr>
+          <w:b w:val="0"/>
+          <w:bCs/>
+          <w:sz w:val="24"/>
+          <w:szCs w:val="24"/>
+        </w:rPr>
+        <w:t xml:space="preserve"> Lalu </w:t>
+      </w:r>
+      <w:proofErr w:type="spellStart"/>
+      <w:r>
+        <w:rPr>
+          <w:b w:val="0"/>
+          <w:bCs/>
+          <w:sz w:val="24"/>
+          <w:szCs w:val="24"/>
+        </w:rPr>
+        <w:t>ada</w:t>
+      </w:r>
+      <w:proofErr w:type="spellEnd"/>
+      <w:r>
+        <w:rPr>
+          <w:b w:val="0"/>
+          <w:bCs/>
+          <w:sz w:val="24"/>
+          <w:szCs w:val="24"/>
+        </w:rPr>
+        <w:t xml:space="preserve"> </w:t>
+      </w:r>
+      <w:proofErr w:type="spellStart"/>
+      <w:r>
+        <w:rPr>
+          <w:b w:val="0"/>
+          <w:bCs/>
+          <w:sz w:val="24"/>
+          <w:szCs w:val="24"/>
+        </w:rPr>
+        <w:t>minimap</w:t>
+      </w:r>
+      <w:proofErr w:type="spellEnd"/>
+      <w:r>
+        <w:rPr>
+          <w:b w:val="0"/>
+          <w:bCs/>
+          <w:sz w:val="24"/>
+          <w:szCs w:val="24"/>
+        </w:rPr>
+        <w:t xml:space="preserve"> </w:t>
+      </w:r>
+      <w:proofErr w:type="spellStart"/>
+      <w:r>
+        <w:rPr>
+          <w:b w:val="0"/>
+          <w:bCs/>
+          <w:sz w:val="24"/>
+          <w:szCs w:val="24"/>
+        </w:rPr>
+        <w:t>untuk</w:t>
+      </w:r>
+      <w:proofErr w:type="spellEnd"/>
+      <w:r>
+        <w:rPr>
+          <w:b w:val="0"/>
+          <w:bCs/>
+          <w:sz w:val="24"/>
+          <w:szCs w:val="24"/>
+        </w:rPr>
+        <w:t xml:space="preserve"> </w:t>
+      </w:r>
+      <w:proofErr w:type="spellStart"/>
+      <w:r>
+        <w:rPr>
+          <w:b w:val="0"/>
+          <w:bCs/>
+          <w:sz w:val="24"/>
+          <w:szCs w:val="24"/>
+        </w:rPr>
+        <w:t>lihat</w:t>
+      </w:r>
+      <w:proofErr w:type="spellEnd"/>
+      <w:r>
+        <w:rPr>
+          <w:b w:val="0"/>
+          <w:bCs/>
+          <w:sz w:val="24"/>
+          <w:szCs w:val="24"/>
+        </w:rPr>
+        <w:t xml:space="preserve"> </w:t>
+      </w:r>
+      <w:proofErr w:type="spellStart"/>
+      <w:r>
+        <w:rPr>
+          <w:b w:val="0"/>
+          <w:bCs/>
+          <w:sz w:val="24"/>
+          <w:szCs w:val="24"/>
+        </w:rPr>
+        <w:t>posisi</w:t>
+      </w:r>
+      <w:proofErr w:type="spellEnd"/>
+      <w:r>
+        <w:rPr>
+          <w:b w:val="0"/>
+          <w:bCs/>
+          <w:sz w:val="24"/>
+          <w:szCs w:val="24"/>
+        </w:rPr>
+        <w:t xml:space="preserve"> player </w:t>
       </w:r>
       <w:r>
         <w:rPr>
@@ -25597,7 +25447,6 @@
         <w:jc w:val="left"/>
       </w:pPr>
       <w:r>
-        <w:lastRenderedPageBreak/>
         <w:t>Pause Menu</w:t>
       </w:r>
     </w:p>
@@ -25610,10 +25459,10 @@
           <w:noProof/>
         </w:rPr>
         <w:drawing>
-          <wp:inline distT="0" distB="0" distL="0" distR="0" wp14:anchorId="3A0988FA" wp14:editId="717C9587">
-            <wp:extent cx="5040630" cy="2838450"/>
-            <wp:effectExtent l="0" t="0" r="7620" b="0"/>
-            <wp:docPr id="407642327" name="Picture 1"/>
+          <wp:inline distT="0" distB="0" distL="0" distR="0" wp14:anchorId="476A9051" wp14:editId="3BD1407F">
+            <wp:extent cx="4540287" cy="2553840"/>
+            <wp:effectExtent l="0" t="0" r="0" b="0"/>
+            <wp:docPr id="471326613" name="Picture 1" descr="A screenshot of a video game&#10;&#10;AI-generated content may be incorrect."/>
             <wp:cNvGraphicFramePr>
               <a:graphicFrameLocks xmlns:a="http://schemas.openxmlformats.org/drawingml/2006/main" noChangeAspect="1"/>
             </wp:cNvGraphicFramePr>
@@ -25621,7 +25470,7 @@
               <a:graphicData uri="http://schemas.openxmlformats.org/drawingml/2006/picture">
                 <pic:pic xmlns:pic="http://schemas.openxmlformats.org/drawingml/2006/picture">
                   <pic:nvPicPr>
-                    <pic:cNvPr id="407642327" name=""/>
+                    <pic:cNvPr id="471326613" name="Picture 1" descr="A screenshot of a video game&#10;&#10;AI-generated content may be incorrect."/>
                     <pic:cNvPicPr/>
                   </pic:nvPicPr>
                   <pic:blipFill>
@@ -25633,7 +25482,7 @@
                   <pic:spPr>
                     <a:xfrm>
                       <a:off x="0" y="0"/>
-                      <a:ext cx="5040630" cy="2838450"/>
+                      <a:ext cx="4546495" cy="2557332"/>
                     </a:xfrm>
                     <a:prstGeom prst="rect">
                       <a:avLst/>
@@ -26449,17 +26298,13 @@
       </w:pPr>
       <w:r>
         <w:rPr>
-          <w:b w:val="0"/>
-          <w:bCs/>
           <w:noProof/>
-          <w:sz w:val="24"/>
-          <w:szCs w:val="24"/>
         </w:rPr>
         <w:drawing>
-          <wp:inline distT="0" distB="0" distL="0" distR="0" wp14:anchorId="2855A97C" wp14:editId="7953AF65">
-            <wp:extent cx="4696480" cy="2705478"/>
-            <wp:effectExtent l="0" t="0" r="0" b="0"/>
-            <wp:docPr id="1272969624" name="Picture 1"/>
+          <wp:inline distT="0" distB="0" distL="0" distR="0" wp14:anchorId="455D7F6D" wp14:editId="6BE9E646">
+            <wp:extent cx="4623223" cy="2600490"/>
+            <wp:effectExtent l="0" t="0" r="6350" b="0"/>
+            <wp:docPr id="426879625" name="Picture 1" descr="A screenshot of a video game&#10;&#10;AI-generated content may be incorrect."/>
             <wp:cNvGraphicFramePr>
               <a:graphicFrameLocks xmlns:a="http://schemas.openxmlformats.org/drawingml/2006/main" noChangeAspect="1"/>
             </wp:cNvGraphicFramePr>
@@ -26467,7 +26312,7 @@
               <a:graphicData uri="http://schemas.openxmlformats.org/drawingml/2006/picture">
                 <pic:pic xmlns:pic="http://schemas.openxmlformats.org/drawingml/2006/picture">
                   <pic:nvPicPr>
-                    <pic:cNvPr id="1272969624" name=""/>
+                    <pic:cNvPr id="426879625" name="Picture 1" descr="A screenshot of a video game&#10;&#10;AI-generated content may be incorrect."/>
                     <pic:cNvPicPr/>
                   </pic:nvPicPr>
                   <pic:blipFill>
@@ -26479,7 +26324,7 @@
                   <pic:spPr>
                     <a:xfrm>
                       <a:off x="0" y="0"/>
-                      <a:ext cx="4696480" cy="2705478"/>
+                      <a:ext cx="4630827" cy="2604767"/>
                     </a:xfrm>
                     <a:prstGeom prst="rect">
                       <a:avLst/>
@@ -26760,10 +26605,16 @@
           <w:szCs w:val="24"/>
         </w:rPr>
         <w:drawing>
-          <wp:inline distT="0" distB="0" distL="0" distR="0" wp14:anchorId="0DFEAE71" wp14:editId="7E76CCE9">
-            <wp:extent cx="4744112" cy="2657846"/>
-            <wp:effectExtent l="0" t="0" r="0" b="9525"/>
-            <wp:docPr id="1815138212" name="Picture 1"/>
+          <wp:inline distT="0" distB="0" distL="0" distR="0" wp14:anchorId="77EA14AE" wp14:editId="5A73670D">
+            <wp:extent cx="4547465" cy="2707200"/>
+            <wp:effectExtent l="0" t="0" r="5715" b="0"/>
+            <wp:docPr id="1387572285" name="Picture 2" descr="A screenshot of a video game&#10;&#10;AI-generated content may be incorrect.">
+              <a:extLst xmlns:a="http://schemas.openxmlformats.org/drawingml/2006/main">
+                <a:ext uri="{FF2B5EF4-FFF2-40B4-BE49-F238E27FC236}">
+                  <a16:creationId xmlns:a16="http://schemas.microsoft.com/office/drawing/2014/main" id="{44833D52-9D43-CC51-4FEF-6356610B2728}"/>
+                </a:ext>
+              </a:extLst>
+            </wp:docPr>
             <wp:cNvGraphicFramePr>
               <a:graphicFrameLocks xmlns:a="http://schemas.openxmlformats.org/drawingml/2006/main" noChangeAspect="1"/>
             </wp:cNvGraphicFramePr>
@@ -26771,8 +26622,16 @@
               <a:graphicData uri="http://schemas.openxmlformats.org/drawingml/2006/picture">
                 <pic:pic xmlns:pic="http://schemas.openxmlformats.org/drawingml/2006/picture">
                   <pic:nvPicPr>
-                    <pic:cNvPr id="1815138212" name=""/>
-                    <pic:cNvPicPr/>
+                    <pic:cNvPr id="1387572285" name="Picture 2" descr="A screenshot of a video game&#10;&#10;AI-generated content may be incorrect.">
+                      <a:extLst>
+                        <a:ext uri="{FF2B5EF4-FFF2-40B4-BE49-F238E27FC236}">
+                          <a16:creationId xmlns:a16="http://schemas.microsoft.com/office/drawing/2014/main" id="{44833D52-9D43-CC51-4FEF-6356610B2728}"/>
+                        </a:ext>
+                      </a:extLst>
+                    </pic:cNvPr>
+                    <pic:cNvPicPr>
+                      <a:picLocks noChangeAspect="1"/>
+                    </pic:cNvPicPr>
                   </pic:nvPicPr>
                   <pic:blipFill>
                     <a:blip r:embed="rId35"/>
@@ -26783,7 +26642,7 @@
                   <pic:spPr>
                     <a:xfrm>
                       <a:off x="0" y="0"/>
-                      <a:ext cx="4744112" cy="2657846"/>
+                      <a:ext cx="4547465" cy="2707200"/>
                     </a:xfrm>
                     <a:prstGeom prst="rect">
                       <a:avLst/>
@@ -27175,10 +27034,16 @@
           <w:noProof/>
         </w:rPr>
         <w:drawing>
-          <wp:inline distT="0" distB="0" distL="0" distR="0" wp14:anchorId="63C3EB35" wp14:editId="1F69DFDF">
-            <wp:extent cx="5040630" cy="2842895"/>
-            <wp:effectExtent l="0" t="0" r="7620" b="0"/>
-            <wp:docPr id="349919933" name="Picture 1"/>
+          <wp:inline distT="0" distB="0" distL="0" distR="0" wp14:anchorId="268FB767" wp14:editId="13DA4FF1">
+            <wp:extent cx="4547465" cy="2707200"/>
+            <wp:effectExtent l="0" t="0" r="5715" b="0"/>
+            <wp:docPr id="817298497" name="Picture 2" descr="A screenshot of a video game&#10;&#10;AI-generated content may be incorrect.">
+              <a:extLst xmlns:a="http://schemas.openxmlformats.org/drawingml/2006/main">
+                <a:ext uri="{FF2B5EF4-FFF2-40B4-BE49-F238E27FC236}">
+                  <a16:creationId xmlns:a16="http://schemas.microsoft.com/office/drawing/2014/main" id="{44833D52-9D43-CC51-4FEF-6356610B2728}"/>
+                </a:ext>
+              </a:extLst>
+            </wp:docPr>
             <wp:cNvGraphicFramePr>
               <a:graphicFrameLocks xmlns:a="http://schemas.openxmlformats.org/drawingml/2006/main" noChangeAspect="1"/>
             </wp:cNvGraphicFramePr>
@@ -27186,8 +27051,282 @@
               <a:graphicData uri="http://schemas.openxmlformats.org/drawingml/2006/picture">
                 <pic:pic xmlns:pic="http://schemas.openxmlformats.org/drawingml/2006/picture">
                   <pic:nvPicPr>
-                    <pic:cNvPr id="349919933" name=""/>
-                    <pic:cNvPicPr/>
+                    <pic:cNvPr id="817298497" name="Picture 2" descr="A screenshot of a video game&#10;&#10;AI-generated content may be incorrect.">
+                      <a:extLst>
+                        <a:ext uri="{FF2B5EF4-FFF2-40B4-BE49-F238E27FC236}">
+                          <a16:creationId xmlns:a16="http://schemas.microsoft.com/office/drawing/2014/main" id="{44833D52-9D43-CC51-4FEF-6356610B2728}"/>
+                        </a:ext>
+                      </a:extLst>
+                    </pic:cNvPr>
+                    <pic:cNvPicPr>
+                      <a:picLocks noChangeAspect="1"/>
+                    </pic:cNvPicPr>
+                  </pic:nvPicPr>
+                  <pic:blipFill>
+                    <a:blip r:embed="rId35"/>
+                    <a:stretch>
+                      <a:fillRect/>
+                    </a:stretch>
+                  </pic:blipFill>
+                  <pic:spPr>
+                    <a:xfrm>
+                      <a:off x="0" y="0"/>
+                      <a:ext cx="4547465" cy="2707200"/>
+                    </a:xfrm>
+                    <a:prstGeom prst="rect">
+                      <a:avLst/>
+                    </a:prstGeom>
+                  </pic:spPr>
+                </pic:pic>
+              </a:graphicData>
+            </a:graphic>
+          </wp:inline>
+        </w:drawing>
+      </w:r>
+    </w:p>
+    <w:p>
+      <w:pPr>
+        <w:spacing w:line="240" w:lineRule="auto"/>
+        <w:ind w:firstLine="0"/>
+        <w:jc w:val="left"/>
+      </w:pPr>
+      <w:r>
+        <w:t xml:space="preserve">Pada Game Over UI, </w:t>
+      </w:r>
+      <w:proofErr w:type="spellStart"/>
+      <w:r>
+        <w:t>terdapat</w:t>
+      </w:r>
+      <w:proofErr w:type="spellEnd"/>
+      <w:r>
+        <w:t xml:space="preserve"> </w:t>
+      </w:r>
+      <w:proofErr w:type="spellStart"/>
+      <w:r>
+        <w:t>informasi</w:t>
+      </w:r>
+      <w:proofErr w:type="spellEnd"/>
+      <w:r>
+        <w:t xml:space="preserve"> </w:t>
+      </w:r>
+      <w:proofErr w:type="spellStart"/>
+      <w:r>
+        <w:t>tentang</w:t>
+      </w:r>
+      <w:proofErr w:type="spellEnd"/>
+      <w:r>
+        <w:t xml:space="preserve"> </w:t>
+      </w:r>
+      <w:proofErr w:type="spellStart"/>
+      <w:r>
+        <w:t>achievments</w:t>
+      </w:r>
+      <w:proofErr w:type="spellEnd"/>
+      <w:r>
+        <w:t xml:space="preserve"> user </w:t>
+      </w:r>
+      <w:proofErr w:type="spellStart"/>
+      <w:r>
+        <w:t>selama</w:t>
+      </w:r>
+      <w:proofErr w:type="spellEnd"/>
+      <w:r>
+        <w:t xml:space="preserve"> </w:t>
+      </w:r>
+      <w:proofErr w:type="spellStart"/>
+      <w:r>
+        <w:t>memainkan</w:t>
+      </w:r>
+      <w:proofErr w:type="spellEnd"/>
+      <w:r>
+        <w:t xml:space="preserve"> game </w:t>
+      </w:r>
+      <w:proofErr w:type="spellStart"/>
+      <w:r>
+        <w:t>ini</w:t>
+      </w:r>
+      <w:proofErr w:type="spellEnd"/>
+      <w:r>
+        <w:t xml:space="preserve"> </w:t>
+      </w:r>
+      <w:proofErr w:type="spellStart"/>
+      <w:r>
+        <w:t>hingga</w:t>
+      </w:r>
+      <w:proofErr w:type="spellEnd"/>
+      <w:r>
+        <w:t xml:space="preserve"> game over. Button “Return” </w:t>
+      </w:r>
+      <w:proofErr w:type="spellStart"/>
+      <w:r>
+        <w:t>berfungsi</w:t>
+      </w:r>
+      <w:proofErr w:type="spellEnd"/>
+      <w:r>
+        <w:t xml:space="preserve"> </w:t>
+      </w:r>
+      <w:proofErr w:type="spellStart"/>
+      <w:r>
+        <w:t>untuk</w:t>
+      </w:r>
+      <w:proofErr w:type="spellEnd"/>
+      <w:r>
+        <w:t xml:space="preserve"> </w:t>
+      </w:r>
+      <w:proofErr w:type="spellStart"/>
+      <w:r>
+        <w:t>mengembalikan</w:t>
+      </w:r>
+      <w:proofErr w:type="spellEnd"/>
+      <w:r>
+        <w:t xml:space="preserve"> user </w:t>
+      </w:r>
+      <w:proofErr w:type="spellStart"/>
+      <w:r>
+        <w:t>ke</w:t>
+      </w:r>
+      <w:proofErr w:type="spellEnd"/>
+      <w:r>
+        <w:t xml:space="preserve"> menu </w:t>
+      </w:r>
+      <w:proofErr w:type="spellStart"/>
+      <w:r>
+        <w:t>utama</w:t>
+      </w:r>
+      <w:proofErr w:type="spellEnd"/>
+      <w:r>
+        <w:t xml:space="preserve"> game, dan button “Restart” </w:t>
+      </w:r>
+      <w:proofErr w:type="spellStart"/>
+      <w:r>
+        <w:t>berfungsi</w:t>
+      </w:r>
+      <w:proofErr w:type="spellEnd"/>
+      <w:r>
+        <w:t xml:space="preserve"> </w:t>
+      </w:r>
+      <w:proofErr w:type="spellStart"/>
+      <w:r>
+        <w:t>untuk</w:t>
+      </w:r>
+      <w:proofErr w:type="spellEnd"/>
+      <w:r>
+        <w:t xml:space="preserve"> </w:t>
+      </w:r>
+      <w:proofErr w:type="spellStart"/>
+      <w:r>
+        <w:t>mengembalikan</w:t>
+      </w:r>
+      <w:proofErr w:type="spellEnd"/>
+      <w:r>
+        <w:t xml:space="preserve"> </w:t>
+      </w:r>
+      <w:proofErr w:type="spellStart"/>
+      <w:r>
+        <w:t>semua</w:t>
+      </w:r>
+      <w:proofErr w:type="spellEnd"/>
+      <w:r>
+        <w:t xml:space="preserve"> progress user </w:t>
+      </w:r>
+      <w:proofErr w:type="spellStart"/>
+      <w:r>
+        <w:t>kembali</w:t>
+      </w:r>
+      <w:proofErr w:type="spellEnd"/>
+      <w:r>
+        <w:t xml:space="preserve"> </w:t>
+      </w:r>
+      <w:proofErr w:type="spellStart"/>
+      <w:r>
+        <w:t>dari</w:t>
+      </w:r>
+      <w:proofErr w:type="spellEnd"/>
+      <w:r>
+        <w:t xml:space="preserve"> </w:t>
+      </w:r>
+      <w:proofErr w:type="spellStart"/>
+      <w:r>
+        <w:t>awal</w:t>
+      </w:r>
+      <w:proofErr w:type="spellEnd"/>
+      <w:r>
+        <w:t>.</w:t>
+      </w:r>
+    </w:p>
+    <w:p>
+      <w:pPr>
+        <w:spacing w:line="240" w:lineRule="auto"/>
+        <w:ind w:firstLine="0"/>
+        <w:jc w:val="left"/>
+        <w:rPr>
+          <w:b/>
+          <w:sz w:val="28"/>
+        </w:rPr>
+      </w:pPr>
+      <w:r>
+        <w:br w:type="page"/>
+      </w:r>
+    </w:p>
+    <w:p>
+      <w:pPr>
+        <w:pStyle w:val="STTSJudulSubBab"/>
+        <w:numPr>
+          <w:ilvl w:val="0"/>
+          <w:numId w:val="1"/>
+        </w:numPr>
+      </w:pPr>
+      <w:r>
+        <w:lastRenderedPageBreak/>
+        <w:t>Route Map</w:t>
+      </w:r>
+    </w:p>
+    <w:p>
+      <w:pPr>
+        <w:pStyle w:val="STTSJudulBab"/>
+        <w:jc w:val="both"/>
+        <w:rPr>
+          <w:b w:val="0"/>
+          <w:bCs/>
+          <w:sz w:val="24"/>
+          <w:szCs w:val="24"/>
+        </w:rPr>
+      </w:pPr>
+      <w:r>
+        <w:rPr>
+          <w:b w:val="0"/>
+          <w:bCs/>
+          <w:sz w:val="24"/>
+          <w:szCs w:val="24"/>
+        </w:rPr>
+        <w:drawing>
+          <wp:inline distT="0" distB="0" distL="0" distR="0" wp14:anchorId="0BE02C30" wp14:editId="04DFEC14">
+            <wp:extent cx="4001662" cy="2382272"/>
+            <wp:effectExtent l="0" t="0" r="0" b="0"/>
+            <wp:docPr id="1721010578" name="Picture 2" descr="A screenshot of a computer&#10;&#10;AI-generated content may be incorrect.">
+              <a:extLst xmlns:a="http://schemas.openxmlformats.org/drawingml/2006/main">
+                <a:ext uri="{FF2B5EF4-FFF2-40B4-BE49-F238E27FC236}">
+                  <a16:creationId xmlns:a16="http://schemas.microsoft.com/office/drawing/2014/main" id="{FB5DB6D3-C225-58BB-78CB-3E376F741835}"/>
+                </a:ext>
+              </a:extLst>
+            </wp:docPr>
+            <wp:cNvGraphicFramePr>
+              <a:graphicFrameLocks xmlns:a="http://schemas.openxmlformats.org/drawingml/2006/main" noChangeAspect="1"/>
+            </wp:cNvGraphicFramePr>
+            <a:graphic xmlns:a="http://schemas.openxmlformats.org/drawingml/2006/main">
+              <a:graphicData uri="http://schemas.openxmlformats.org/drawingml/2006/picture">
+                <pic:pic xmlns:pic="http://schemas.openxmlformats.org/drawingml/2006/picture">
+                  <pic:nvPicPr>
+                    <pic:cNvPr id="1721010578" name="Picture 2" descr="A screenshot of a computer&#10;&#10;AI-generated content may be incorrect.">
+                      <a:extLst>
+                        <a:ext uri="{FF2B5EF4-FFF2-40B4-BE49-F238E27FC236}">
+                          <a16:creationId xmlns:a16="http://schemas.microsoft.com/office/drawing/2014/main" id="{FB5DB6D3-C225-58BB-78CB-3E376F741835}"/>
+                        </a:ext>
+                      </a:extLst>
+                    </pic:cNvPr>
+                    <pic:cNvPicPr>
+                      <a:picLocks noChangeAspect="1"/>
+                    </pic:cNvPicPr>
                   </pic:nvPicPr>
                   <pic:blipFill>
                     <a:blip r:embed="rId36"/>
@@ -27198,7 +27337,7 @@
                   <pic:spPr>
                     <a:xfrm>
                       <a:off x="0" y="0"/>
-                      <a:ext cx="5040630" cy="2842895"/>
+                      <a:ext cx="4001662" cy="2382272"/>
                     </a:xfrm>
                     <a:prstGeom prst="rect">
                       <a:avLst/>
@@ -27213,187 +27352,156 @@
     </w:p>
     <w:p>
       <w:pPr>
-        <w:spacing w:line="240" w:lineRule="auto"/>
-        <w:ind w:firstLine="0"/>
-        <w:jc w:val="left"/>
-      </w:pPr>
-      <w:r>
-        <w:t xml:space="preserve">Pada Game Over UI, </w:t>
-      </w:r>
-      <w:proofErr w:type="spellStart"/>
-      <w:r>
+        <w:pStyle w:val="STTSJudulBab"/>
+        <w:jc w:val="both"/>
+        <w:rPr>
+          <w:b w:val="0"/>
+          <w:bCs/>
+          <w:sz w:val="24"/>
+          <w:szCs w:val="24"/>
+        </w:rPr>
+      </w:pPr>
+      <w:r>
+        <w:rPr>
+          <w:b w:val="0"/>
+          <w:bCs/>
+          <w:sz w:val="24"/>
+          <w:szCs w:val="24"/>
+        </w:rPr>
+        <w:t xml:space="preserve">Pada Route Map UI, </w:t>
+      </w:r>
+      <w:proofErr w:type="spellStart"/>
+      <w:r>
+        <w:rPr>
+          <w:b w:val="0"/>
+          <w:bCs/>
+          <w:sz w:val="24"/>
+          <w:szCs w:val="24"/>
+        </w:rPr>
         <w:t>terdapat</w:t>
       </w:r>
       <w:proofErr w:type="spellEnd"/>
       <w:r>
-        <w:t xml:space="preserve"> </w:t>
-      </w:r>
-      <w:proofErr w:type="spellStart"/>
-      <w:r>
-        <w:t>informasi</w:t>
-      </w:r>
-      <w:proofErr w:type="spellEnd"/>
-      <w:r>
-        <w:t xml:space="preserve"> </w:t>
-      </w:r>
-      <w:proofErr w:type="spellStart"/>
-      <w:r>
-        <w:t>tentang</w:t>
-      </w:r>
-      <w:proofErr w:type="spellEnd"/>
-      <w:r>
-        <w:t xml:space="preserve"> </w:t>
-      </w:r>
-      <w:proofErr w:type="spellStart"/>
-      <w:r>
-        <w:t>achievments</w:t>
-      </w:r>
-      <w:proofErr w:type="spellEnd"/>
-      <w:r>
-        <w:t xml:space="preserve"> user </w:t>
-      </w:r>
-      <w:proofErr w:type="spellStart"/>
-      <w:r>
-        <w:t>selama</w:t>
-      </w:r>
-      <w:proofErr w:type="spellEnd"/>
-      <w:r>
-        <w:t xml:space="preserve"> </w:t>
-      </w:r>
-      <w:proofErr w:type="spellStart"/>
-      <w:r>
-        <w:t>memainkan</w:t>
-      </w:r>
-      <w:proofErr w:type="spellEnd"/>
-      <w:r>
-        <w:t xml:space="preserve"> game </w:t>
-      </w:r>
-      <w:proofErr w:type="spellStart"/>
-      <w:r>
-        <w:t>ini</w:t>
-      </w:r>
-      <w:proofErr w:type="spellEnd"/>
-      <w:r>
-        <w:t xml:space="preserve"> </w:t>
-      </w:r>
-      <w:proofErr w:type="spellStart"/>
-      <w:r>
-        <w:t>hingga</w:t>
-      </w:r>
-      <w:proofErr w:type="spellEnd"/>
-      <w:r>
-        <w:t xml:space="preserve"> game over. Button “Return” </w:t>
-      </w:r>
-      <w:proofErr w:type="spellStart"/>
-      <w:r>
+        <w:rPr>
+          <w:b w:val="0"/>
+          <w:bCs/>
+          <w:sz w:val="24"/>
+          <w:szCs w:val="24"/>
+        </w:rPr>
+        <w:t xml:space="preserve"> button-button yang </w:t>
+      </w:r>
+      <w:proofErr w:type="spellStart"/>
+      <w:r>
+        <w:rPr>
+          <w:b w:val="0"/>
+          <w:bCs/>
+          <w:sz w:val="24"/>
+          <w:szCs w:val="24"/>
+        </w:rPr>
         <w:t>berfungsi</w:t>
       </w:r>
       <w:proofErr w:type="spellEnd"/>
       <w:r>
-        <w:t xml:space="preserve"> </w:t>
-      </w:r>
-      <w:proofErr w:type="spellStart"/>
-      <w:r>
-        <w:t>untuk</w:t>
-      </w:r>
-      <w:proofErr w:type="spellEnd"/>
-      <w:r>
-        <w:t xml:space="preserve"> </w:t>
-      </w:r>
-      <w:proofErr w:type="spellStart"/>
-      <w:r>
-        <w:t>mengembalikan</w:t>
-      </w:r>
-      <w:proofErr w:type="spellEnd"/>
-      <w:r>
-        <w:t xml:space="preserve"> user </w:t>
-      </w:r>
-      <w:proofErr w:type="spellStart"/>
-      <w:r>
-        <w:t>ke</w:t>
-      </w:r>
-      <w:proofErr w:type="spellEnd"/>
-      <w:r>
-        <w:t xml:space="preserve"> menu </w:t>
-      </w:r>
-      <w:proofErr w:type="spellStart"/>
-      <w:r>
-        <w:t>utama</w:t>
-      </w:r>
-      <w:proofErr w:type="spellEnd"/>
-      <w:r>
-        <w:t xml:space="preserve"> game, dan button “Restart” </w:t>
-      </w:r>
-      <w:proofErr w:type="spellStart"/>
-      <w:r>
-        <w:t>berfungsi</w:t>
-      </w:r>
-      <w:proofErr w:type="spellEnd"/>
-      <w:r>
-        <w:t xml:space="preserve"> </w:t>
-      </w:r>
-      <w:proofErr w:type="spellStart"/>
-      <w:r>
-        <w:t>untuk</w:t>
-      </w:r>
-      <w:proofErr w:type="spellEnd"/>
-      <w:r>
-        <w:t xml:space="preserve"> </w:t>
-      </w:r>
-      <w:proofErr w:type="spellStart"/>
-      <w:r>
-        <w:t>mengembalikan</w:t>
-      </w:r>
-      <w:proofErr w:type="spellEnd"/>
-      <w:r>
-        <w:t xml:space="preserve"> </w:t>
-      </w:r>
-      <w:proofErr w:type="spellStart"/>
-      <w:r>
-        <w:t>semua</w:t>
-      </w:r>
-      <w:proofErr w:type="spellEnd"/>
-      <w:r>
-        <w:t xml:space="preserve"> progress user </w:t>
-      </w:r>
-      <w:proofErr w:type="spellStart"/>
-      <w:r>
-        <w:t>kembali</w:t>
-      </w:r>
-      <w:proofErr w:type="spellEnd"/>
-      <w:r>
-        <w:t xml:space="preserve"> </w:t>
-      </w:r>
-      <w:proofErr w:type="spellStart"/>
-      <w:r>
-        <w:t>dari</w:t>
-      </w:r>
-      <w:proofErr w:type="spellEnd"/>
-      <w:r>
-        <w:t xml:space="preserve"> </w:t>
-      </w:r>
-      <w:proofErr w:type="spellStart"/>
-      <w:r>
-        <w:t>awal</w:t>
-      </w:r>
-      <w:proofErr w:type="spellEnd"/>
-      <w:r>
+        <w:rPr>
+          <w:b w:val="0"/>
+          <w:bCs/>
+          <w:sz w:val="24"/>
+          <w:szCs w:val="24"/>
+        </w:rPr>
+        <w:t xml:space="preserve"> agar user </w:t>
+      </w:r>
+      <w:proofErr w:type="spellStart"/>
+      <w:r>
+        <w:rPr>
+          <w:b w:val="0"/>
+          <w:bCs/>
+          <w:sz w:val="24"/>
+          <w:szCs w:val="24"/>
+        </w:rPr>
+        <w:t>dapat</w:t>
+      </w:r>
+      <w:proofErr w:type="spellEnd"/>
+      <w:r>
+        <w:rPr>
+          <w:b w:val="0"/>
+          <w:bCs/>
+          <w:sz w:val="24"/>
+          <w:szCs w:val="24"/>
+        </w:rPr>
+        <w:t xml:space="preserve"> </w:t>
+      </w:r>
+      <w:proofErr w:type="spellStart"/>
+      <w:r>
+        <w:rPr>
+          <w:b w:val="0"/>
+          <w:bCs/>
+          <w:sz w:val="24"/>
+          <w:szCs w:val="24"/>
+        </w:rPr>
+        <w:t>memilih</w:t>
+      </w:r>
+      <w:proofErr w:type="spellEnd"/>
+      <w:r>
+        <w:rPr>
+          <w:b w:val="0"/>
+          <w:bCs/>
+          <w:sz w:val="24"/>
+          <w:szCs w:val="24"/>
+        </w:rPr>
+        <w:t xml:space="preserve"> stage yang </w:t>
+      </w:r>
+      <w:proofErr w:type="spellStart"/>
+      <w:r>
+        <w:rPr>
+          <w:b w:val="0"/>
+          <w:bCs/>
+          <w:sz w:val="24"/>
+          <w:szCs w:val="24"/>
+        </w:rPr>
+        <w:t>akan</w:t>
+      </w:r>
+      <w:proofErr w:type="spellEnd"/>
+      <w:r>
+        <w:rPr>
+          <w:b w:val="0"/>
+          <w:bCs/>
+          <w:sz w:val="24"/>
+          <w:szCs w:val="24"/>
+        </w:rPr>
+        <w:t xml:space="preserve"> </w:t>
+      </w:r>
+      <w:proofErr w:type="spellStart"/>
+      <w:r>
+        <w:rPr>
+          <w:b w:val="0"/>
+          <w:bCs/>
+          <w:sz w:val="24"/>
+          <w:szCs w:val="24"/>
+        </w:rPr>
+        <w:t>dimainkan</w:t>
+      </w:r>
+      <w:proofErr w:type="spellEnd"/>
+      <w:r>
+        <w:rPr>
+          <w:b w:val="0"/>
+          <w:bCs/>
+          <w:sz w:val="24"/>
+          <w:szCs w:val="24"/>
+        </w:rPr>
         <w:t>.</w:t>
       </w:r>
     </w:p>
     <w:p>
       <w:pPr>
-        <w:spacing w:line="240" w:lineRule="auto"/>
-        <w:ind w:firstLine="0"/>
-        <w:jc w:val="left"/>
-        <w:rPr>
-          <w:b/>
-          <w:sz w:val="28"/>
-        </w:rPr>
-      </w:pPr>
-      <w:r>
-        <w:br w:type="page"/>
-      </w:r>
+        <w:pStyle w:val="STTSJudulBab"/>
+        <w:jc w:val="both"/>
+        <w:rPr>
+          <w:b w:val="0"/>
+          <w:bCs/>
+          <w:sz w:val="24"/>
+          <w:szCs w:val="24"/>
+        </w:rPr>
+      </w:pPr>
     </w:p>
     <w:p>
       <w:pPr>
@@ -27404,8 +27512,7 @@
         </w:numPr>
       </w:pPr>
       <w:r>
-        <w:lastRenderedPageBreak/>
-        <w:t>Route Map</w:t>
+        <w:t>Route Confirm</w:t>
       </w:r>
     </w:p>
     <w:p>
@@ -27423,15 +27530,20 @@
         <w:rPr>
           <w:b w:val="0"/>
           <w:bCs/>
-          <w:noProof/>
           <w:sz w:val="24"/>
           <w:szCs w:val="24"/>
         </w:rPr>
         <w:drawing>
-          <wp:inline distT="0" distB="0" distL="0" distR="0" wp14:anchorId="0BA1596B" wp14:editId="3B1E42A2">
-            <wp:extent cx="5040630" cy="1215390"/>
-            <wp:effectExtent l="0" t="0" r="7620" b="3810"/>
-            <wp:docPr id="834297378" name="Picture 1"/>
+          <wp:inline distT="0" distB="0" distL="0" distR="0" wp14:anchorId="0D7E78DA" wp14:editId="34EB8B32">
+            <wp:extent cx="4001662" cy="2382272"/>
+            <wp:effectExtent l="0" t="0" r="0" b="0"/>
+            <wp:docPr id="893982113" name="Picture 2" descr="A screenshot of a computer&#10;&#10;AI-generated content may be incorrect.">
+              <a:extLst xmlns:a="http://schemas.openxmlformats.org/drawingml/2006/main">
+                <a:ext uri="{FF2B5EF4-FFF2-40B4-BE49-F238E27FC236}">
+                  <a16:creationId xmlns:a16="http://schemas.microsoft.com/office/drawing/2014/main" id="{FB5DB6D3-C225-58BB-78CB-3E376F741835}"/>
+                </a:ext>
+              </a:extLst>
+            </wp:docPr>
             <wp:cNvGraphicFramePr>
               <a:graphicFrameLocks xmlns:a="http://schemas.openxmlformats.org/drawingml/2006/main" noChangeAspect="1"/>
             </wp:cNvGraphicFramePr>
@@ -27439,7 +27551,343 @@
               <a:graphicData uri="http://schemas.openxmlformats.org/drawingml/2006/picture">
                 <pic:pic xmlns:pic="http://schemas.openxmlformats.org/drawingml/2006/picture">
                   <pic:nvPicPr>
-                    <pic:cNvPr id="834297378" name=""/>
+                    <pic:cNvPr id="893982113" name="Picture 2" descr="A screenshot of a computer&#10;&#10;AI-generated content may be incorrect.">
+                      <a:extLst>
+                        <a:ext uri="{FF2B5EF4-FFF2-40B4-BE49-F238E27FC236}">
+                          <a16:creationId xmlns:a16="http://schemas.microsoft.com/office/drawing/2014/main" id="{FB5DB6D3-C225-58BB-78CB-3E376F741835}"/>
+                        </a:ext>
+                      </a:extLst>
+                    </pic:cNvPr>
+                    <pic:cNvPicPr>
+                      <a:picLocks noChangeAspect="1"/>
+                    </pic:cNvPicPr>
+                  </pic:nvPicPr>
+                  <pic:blipFill>
+                    <a:blip r:embed="rId36"/>
+                    <a:stretch>
+                      <a:fillRect/>
+                    </a:stretch>
+                  </pic:blipFill>
+                  <pic:spPr>
+                    <a:xfrm>
+                      <a:off x="0" y="0"/>
+                      <a:ext cx="4001662" cy="2382272"/>
+                    </a:xfrm>
+                    <a:prstGeom prst="rect">
+                      <a:avLst/>
+                    </a:prstGeom>
+                  </pic:spPr>
+                </pic:pic>
+              </a:graphicData>
+            </a:graphic>
+          </wp:inline>
+        </w:drawing>
+      </w:r>
+    </w:p>
+    <w:p>
+      <w:pPr>
+        <w:pStyle w:val="STTSJudulBab"/>
+        <w:jc w:val="both"/>
+        <w:rPr>
+          <w:b w:val="0"/>
+          <w:bCs/>
+          <w:sz w:val="24"/>
+          <w:szCs w:val="24"/>
+        </w:rPr>
+      </w:pPr>
+      <w:r>
+        <w:rPr>
+          <w:b w:val="0"/>
+          <w:bCs/>
+          <w:sz w:val="24"/>
+          <w:szCs w:val="24"/>
+        </w:rPr>
+        <w:t xml:space="preserve">Pada Route Confirm UI, </w:t>
+      </w:r>
+      <w:proofErr w:type="spellStart"/>
+      <w:r>
+        <w:rPr>
+          <w:b w:val="0"/>
+          <w:bCs/>
+          <w:sz w:val="24"/>
+          <w:szCs w:val="24"/>
+        </w:rPr>
+        <w:t>terdapat</w:t>
+      </w:r>
+      <w:proofErr w:type="spellEnd"/>
+      <w:r>
+        <w:rPr>
+          <w:b w:val="0"/>
+          <w:bCs/>
+          <w:sz w:val="24"/>
+          <w:szCs w:val="24"/>
+        </w:rPr>
+        <w:t xml:space="preserve"> </w:t>
+      </w:r>
+      <w:proofErr w:type="spellStart"/>
+      <w:r>
+        <w:rPr>
+          <w:b w:val="0"/>
+          <w:bCs/>
+          <w:sz w:val="24"/>
+          <w:szCs w:val="24"/>
+        </w:rPr>
+        <w:t>informasi</w:t>
+      </w:r>
+      <w:proofErr w:type="spellEnd"/>
+      <w:r>
+        <w:rPr>
+          <w:b w:val="0"/>
+          <w:bCs/>
+          <w:sz w:val="24"/>
+          <w:szCs w:val="24"/>
+        </w:rPr>
+        <w:t xml:space="preserve"> </w:t>
+      </w:r>
+      <w:proofErr w:type="spellStart"/>
+      <w:r>
+        <w:rPr>
+          <w:b w:val="0"/>
+          <w:bCs/>
+          <w:sz w:val="24"/>
+          <w:szCs w:val="24"/>
+        </w:rPr>
+        <w:t>tentang</w:t>
+      </w:r>
+      <w:proofErr w:type="spellEnd"/>
+      <w:r>
+        <w:rPr>
+          <w:b w:val="0"/>
+          <w:bCs/>
+          <w:sz w:val="24"/>
+          <w:szCs w:val="24"/>
+        </w:rPr>
+        <w:t xml:space="preserve"> stage yang </w:t>
+      </w:r>
+      <w:proofErr w:type="spellStart"/>
+      <w:r>
+        <w:rPr>
+          <w:b w:val="0"/>
+          <w:bCs/>
+          <w:sz w:val="24"/>
+          <w:szCs w:val="24"/>
+        </w:rPr>
+        <w:t>dipilih</w:t>
+      </w:r>
+      <w:proofErr w:type="spellEnd"/>
+      <w:r>
+        <w:rPr>
+          <w:b w:val="0"/>
+          <w:bCs/>
+          <w:sz w:val="24"/>
+          <w:szCs w:val="24"/>
+        </w:rPr>
+        <w:t xml:space="preserve"> oleh user, </w:t>
+      </w:r>
+      <w:proofErr w:type="spellStart"/>
+      <w:r>
+        <w:rPr>
+          <w:b w:val="0"/>
+          <w:bCs/>
+          <w:sz w:val="24"/>
+          <w:szCs w:val="24"/>
+        </w:rPr>
+        <w:t>sedangkan</w:t>
+      </w:r>
+      <w:proofErr w:type="spellEnd"/>
+      <w:r>
+        <w:rPr>
+          <w:b w:val="0"/>
+          <w:bCs/>
+          <w:sz w:val="24"/>
+          <w:szCs w:val="24"/>
+        </w:rPr>
+        <w:t xml:space="preserve"> button “Confirm” yang </w:t>
+      </w:r>
+      <w:proofErr w:type="spellStart"/>
+      <w:r>
+        <w:rPr>
+          <w:b w:val="0"/>
+          <w:bCs/>
+          <w:sz w:val="24"/>
+          <w:szCs w:val="24"/>
+        </w:rPr>
+        <w:t>berfungsi</w:t>
+      </w:r>
+      <w:proofErr w:type="spellEnd"/>
+      <w:r>
+        <w:rPr>
+          <w:b w:val="0"/>
+          <w:bCs/>
+          <w:sz w:val="24"/>
+          <w:szCs w:val="24"/>
+        </w:rPr>
+        <w:t xml:space="preserve"> </w:t>
+      </w:r>
+      <w:proofErr w:type="spellStart"/>
+      <w:r>
+        <w:rPr>
+          <w:b w:val="0"/>
+          <w:bCs/>
+          <w:sz w:val="24"/>
+          <w:szCs w:val="24"/>
+        </w:rPr>
+        <w:t>untuk</w:t>
+      </w:r>
+      <w:proofErr w:type="spellEnd"/>
+      <w:r>
+        <w:rPr>
+          <w:b w:val="0"/>
+          <w:bCs/>
+          <w:sz w:val="24"/>
+          <w:szCs w:val="24"/>
+        </w:rPr>
+        <w:t xml:space="preserve"> </w:t>
+      </w:r>
+      <w:proofErr w:type="spellStart"/>
+      <w:r>
+        <w:rPr>
+          <w:b w:val="0"/>
+          <w:bCs/>
+          <w:sz w:val="24"/>
+          <w:szCs w:val="24"/>
+        </w:rPr>
+        <w:t>mengarahkan</w:t>
+      </w:r>
+      <w:proofErr w:type="spellEnd"/>
+      <w:r>
+        <w:rPr>
+          <w:b w:val="0"/>
+          <w:bCs/>
+          <w:sz w:val="24"/>
+          <w:szCs w:val="24"/>
+        </w:rPr>
+        <w:t xml:space="preserve"> user </w:t>
+      </w:r>
+      <w:proofErr w:type="spellStart"/>
+      <w:r>
+        <w:rPr>
+          <w:b w:val="0"/>
+          <w:bCs/>
+          <w:sz w:val="24"/>
+          <w:szCs w:val="24"/>
+        </w:rPr>
+        <w:t>ke</w:t>
+      </w:r>
+      <w:proofErr w:type="spellEnd"/>
+      <w:r>
+        <w:rPr>
+          <w:b w:val="0"/>
+          <w:bCs/>
+          <w:sz w:val="24"/>
+          <w:szCs w:val="24"/>
+        </w:rPr>
+        <w:t xml:space="preserve"> </w:t>
+      </w:r>
+      <w:proofErr w:type="spellStart"/>
+      <w:r>
+        <w:rPr>
+          <w:b w:val="0"/>
+          <w:bCs/>
+          <w:sz w:val="24"/>
+          <w:szCs w:val="24"/>
+        </w:rPr>
+        <w:t>dalam</w:t>
+      </w:r>
+      <w:proofErr w:type="spellEnd"/>
+      <w:r>
+        <w:rPr>
+          <w:b w:val="0"/>
+          <w:bCs/>
+          <w:sz w:val="24"/>
+          <w:szCs w:val="24"/>
+        </w:rPr>
+        <w:t xml:space="preserve"> stage yang </w:t>
+      </w:r>
+      <w:proofErr w:type="spellStart"/>
+      <w:r>
+        <w:rPr>
+          <w:b w:val="0"/>
+          <w:bCs/>
+          <w:sz w:val="24"/>
+          <w:szCs w:val="24"/>
+        </w:rPr>
+        <w:t>dipilih</w:t>
+      </w:r>
+      <w:proofErr w:type="spellEnd"/>
+      <w:r>
+        <w:rPr>
+          <w:b w:val="0"/>
+          <w:bCs/>
+          <w:sz w:val="24"/>
+          <w:szCs w:val="24"/>
+        </w:rPr>
+        <w:t xml:space="preserve"> oleh user.</w:t>
+      </w:r>
+    </w:p>
+    <w:p>
+      <w:pPr>
+        <w:spacing w:line="240" w:lineRule="auto"/>
+        <w:ind w:firstLine="0"/>
+        <w:jc w:val="left"/>
+        <w:rPr>
+          <w:bCs/>
+          <w:szCs w:val="24"/>
+        </w:rPr>
+      </w:pPr>
+      <w:r>
+        <w:rPr>
+          <w:b/>
+          <w:bCs/>
+          <w:szCs w:val="24"/>
+        </w:rPr>
+        <w:br w:type="page"/>
+      </w:r>
+    </w:p>
+    <w:p>
+      <w:pPr>
+        <w:pStyle w:val="STTSJudulSubBab"/>
+        <w:numPr>
+          <w:ilvl w:val="0"/>
+          <w:numId w:val="1"/>
+        </w:numPr>
+      </w:pPr>
+      <w:r>
+        <w:lastRenderedPageBreak/>
+        <w:t>GUI Exit</w:t>
+      </w:r>
+    </w:p>
+    <w:p>
+      <w:pPr>
+        <w:pStyle w:val="STTSJudulBab"/>
+        <w:jc w:val="both"/>
+        <w:rPr>
+          <w:b w:val="0"/>
+          <w:bCs/>
+          <w:sz w:val="24"/>
+          <w:szCs w:val="24"/>
+        </w:rPr>
+      </w:pPr>
+      <w:r>
+        <w:rPr>
+          <w:b w:val="0"/>
+          <w:bCs/>
+          <w:sz w:val="24"/>
+          <w:szCs w:val="24"/>
+        </w:rPr>
+        <w:drawing>
+          <wp:inline distT="0" distB="0" distL="0" distR="0" wp14:anchorId="6D1DCFFB" wp14:editId="59A3F120">
+            <wp:extent cx="4350007" cy="2446811"/>
+            <wp:effectExtent l="0" t="0" r="0" b="0"/>
+            <wp:docPr id="1433036976" name="Picture 1" descr="A screenshot of a video game&#10;&#10;AI-generated content may be incorrect."/>
+            <wp:cNvGraphicFramePr>
+              <a:graphicFrameLocks xmlns:a="http://schemas.openxmlformats.org/drawingml/2006/main" noChangeAspect="1"/>
+            </wp:cNvGraphicFramePr>
+            <a:graphic xmlns:a="http://schemas.openxmlformats.org/drawingml/2006/main">
+              <a:graphicData uri="http://schemas.openxmlformats.org/drawingml/2006/picture">
+                <pic:pic xmlns:pic="http://schemas.openxmlformats.org/drawingml/2006/picture">
+                  <pic:nvPicPr>
+                    <pic:cNvPr id="1433036976" name="Picture 1" descr="A screenshot of a video game&#10;&#10;AI-generated content may be incorrect."/>
                     <pic:cNvPicPr/>
                   </pic:nvPicPr>
                   <pic:blipFill>
@@ -27451,7 +27899,7 @@
                   <pic:spPr>
                     <a:xfrm>
                       <a:off x="0" y="0"/>
-                      <a:ext cx="5040630" cy="1215390"/>
+                      <a:ext cx="4357345" cy="2450938"/>
                     </a:xfrm>
                     <a:prstGeom prst="rect">
                       <a:avLst/>
@@ -27482,7 +27930,7 @@
           <w:sz w:val="24"/>
           <w:szCs w:val="24"/>
         </w:rPr>
-        <w:t xml:space="preserve">Pada Route Map UI, </w:t>
+        <w:t xml:space="preserve">Pada GUI Exit, </w:t>
       </w:r>
       <w:proofErr w:type="spellStart"/>
       <w:r>
@@ -27502,117 +27950,296 @@
           <w:sz w:val="24"/>
           <w:szCs w:val="24"/>
         </w:rPr>
-        <w:t xml:space="preserve"> button-button yang </w:t>
-      </w:r>
-      <w:proofErr w:type="spellStart"/>
-      <w:r>
-        <w:rPr>
-          <w:b w:val="0"/>
-          <w:bCs/>
-          <w:sz w:val="24"/>
-          <w:szCs w:val="24"/>
-        </w:rPr>
-        <w:t>berfungsi</w:t>
-      </w:r>
-      <w:proofErr w:type="spellEnd"/>
-      <w:r>
-        <w:rPr>
-          <w:b w:val="0"/>
-          <w:bCs/>
-          <w:sz w:val="24"/>
-          <w:szCs w:val="24"/>
-        </w:rPr>
-        <w:t xml:space="preserve"> agar user </w:t>
-      </w:r>
-      <w:proofErr w:type="spellStart"/>
-      <w:r>
-        <w:rPr>
-          <w:b w:val="0"/>
-          <w:bCs/>
-          <w:sz w:val="24"/>
-          <w:szCs w:val="24"/>
-        </w:rPr>
-        <w:t>dapat</w:t>
-      </w:r>
-      <w:proofErr w:type="spellEnd"/>
-      <w:r>
-        <w:rPr>
-          <w:b w:val="0"/>
-          <w:bCs/>
-          <w:sz w:val="24"/>
-          <w:szCs w:val="24"/>
-        </w:rPr>
-        <w:t xml:space="preserve"> </w:t>
-      </w:r>
-      <w:proofErr w:type="spellStart"/>
-      <w:r>
-        <w:rPr>
-          <w:b w:val="0"/>
-          <w:bCs/>
-          <w:sz w:val="24"/>
-          <w:szCs w:val="24"/>
-        </w:rPr>
-        <w:t>memilih</w:t>
-      </w:r>
-      <w:proofErr w:type="spellEnd"/>
-      <w:r>
-        <w:rPr>
-          <w:b w:val="0"/>
-          <w:bCs/>
-          <w:sz w:val="24"/>
-          <w:szCs w:val="24"/>
-        </w:rPr>
-        <w:t xml:space="preserve"> stage yang </w:t>
-      </w:r>
-      <w:proofErr w:type="spellStart"/>
-      <w:r>
-        <w:rPr>
-          <w:b w:val="0"/>
-          <w:bCs/>
-          <w:sz w:val="24"/>
-          <w:szCs w:val="24"/>
-        </w:rPr>
-        <w:t>akan</w:t>
-      </w:r>
-      <w:proofErr w:type="spellEnd"/>
-      <w:r>
-        <w:rPr>
-          <w:b w:val="0"/>
-          <w:bCs/>
-          <w:sz w:val="24"/>
-          <w:szCs w:val="24"/>
-        </w:rPr>
-        <w:t xml:space="preserve"> </w:t>
-      </w:r>
-      <w:proofErr w:type="spellStart"/>
-      <w:r>
-        <w:rPr>
-          <w:b w:val="0"/>
-          <w:bCs/>
-          <w:sz w:val="24"/>
-          <w:szCs w:val="24"/>
-        </w:rPr>
-        <w:t>dimainkan</w:t>
-      </w:r>
-      <w:proofErr w:type="spellEnd"/>
-      <w:r>
-        <w:rPr>
-          <w:b w:val="0"/>
-          <w:bCs/>
-          <w:sz w:val="24"/>
-          <w:szCs w:val="24"/>
-        </w:rPr>
-        <w:t>.</w:t>
+        <w:t xml:space="preserve"> menu </w:t>
+      </w:r>
+      <w:proofErr w:type="spellStart"/>
+      <w:r>
+        <w:rPr>
+          <w:b w:val="0"/>
+          <w:bCs/>
+          <w:sz w:val="24"/>
+          <w:szCs w:val="24"/>
+        </w:rPr>
+        <w:t>konfirmasi</w:t>
+      </w:r>
+      <w:proofErr w:type="spellEnd"/>
+      <w:r>
+        <w:rPr>
+          <w:b w:val="0"/>
+          <w:bCs/>
+          <w:sz w:val="24"/>
+          <w:szCs w:val="24"/>
+        </w:rPr>
+        <w:t xml:space="preserve"> yang </w:t>
+      </w:r>
+      <w:proofErr w:type="spellStart"/>
+      <w:r>
+        <w:rPr>
+          <w:b w:val="0"/>
+          <w:bCs/>
+          <w:sz w:val="24"/>
+          <w:szCs w:val="24"/>
+        </w:rPr>
+        <w:t>memiliki</w:t>
+      </w:r>
+      <w:proofErr w:type="spellEnd"/>
+      <w:r>
+        <w:rPr>
+          <w:b w:val="0"/>
+          <w:bCs/>
+          <w:sz w:val="24"/>
+          <w:szCs w:val="24"/>
+        </w:rPr>
+        <w:t xml:space="preserve"> button “Yes” dan “No”, </w:t>
+      </w:r>
+      <w:proofErr w:type="spellStart"/>
+      <w:r>
+        <w:rPr>
+          <w:b w:val="0"/>
+          <w:bCs/>
+          <w:sz w:val="24"/>
+          <w:szCs w:val="24"/>
+        </w:rPr>
+        <w:t>apabila</w:t>
+      </w:r>
+      <w:proofErr w:type="spellEnd"/>
+      <w:r>
+        <w:rPr>
+          <w:b w:val="0"/>
+          <w:bCs/>
+          <w:sz w:val="24"/>
+          <w:szCs w:val="24"/>
+        </w:rPr>
+        <w:t xml:space="preserve"> button “No” </w:t>
+      </w:r>
+      <w:proofErr w:type="spellStart"/>
+      <w:r>
+        <w:rPr>
+          <w:b w:val="0"/>
+          <w:bCs/>
+          <w:sz w:val="24"/>
+          <w:szCs w:val="24"/>
+        </w:rPr>
+        <w:t>dipilih</w:t>
+      </w:r>
+      <w:proofErr w:type="spellEnd"/>
+      <w:r>
+        <w:rPr>
+          <w:b w:val="0"/>
+          <w:bCs/>
+          <w:sz w:val="24"/>
+          <w:szCs w:val="24"/>
+        </w:rPr>
+        <w:t xml:space="preserve">, </w:t>
+      </w:r>
+      <w:proofErr w:type="spellStart"/>
+      <w:r>
+        <w:rPr>
+          <w:b w:val="0"/>
+          <w:bCs/>
+          <w:sz w:val="24"/>
+          <w:szCs w:val="24"/>
+        </w:rPr>
+        <w:t>maka</w:t>
+      </w:r>
+      <w:proofErr w:type="spellEnd"/>
+      <w:r>
+        <w:rPr>
+          <w:b w:val="0"/>
+          <w:bCs/>
+          <w:sz w:val="24"/>
+          <w:szCs w:val="24"/>
+        </w:rPr>
+        <w:t xml:space="preserve"> user </w:t>
+      </w:r>
+      <w:proofErr w:type="spellStart"/>
+      <w:r>
+        <w:rPr>
+          <w:b w:val="0"/>
+          <w:bCs/>
+          <w:sz w:val="24"/>
+          <w:szCs w:val="24"/>
+        </w:rPr>
+        <w:t>dikembalikan</w:t>
+      </w:r>
+      <w:proofErr w:type="spellEnd"/>
+      <w:r>
+        <w:rPr>
+          <w:b w:val="0"/>
+          <w:bCs/>
+          <w:sz w:val="24"/>
+          <w:szCs w:val="24"/>
+        </w:rPr>
+        <w:t xml:space="preserve"> </w:t>
+      </w:r>
+      <w:proofErr w:type="spellStart"/>
+      <w:r>
+        <w:rPr>
+          <w:b w:val="0"/>
+          <w:bCs/>
+          <w:sz w:val="24"/>
+          <w:szCs w:val="24"/>
+        </w:rPr>
+        <w:t>ke</w:t>
+      </w:r>
+      <w:proofErr w:type="spellEnd"/>
+      <w:r>
+        <w:rPr>
+          <w:b w:val="0"/>
+          <w:bCs/>
+          <w:sz w:val="24"/>
+          <w:szCs w:val="24"/>
+        </w:rPr>
+        <w:t xml:space="preserve"> pause menu, </w:t>
+      </w:r>
+      <w:proofErr w:type="spellStart"/>
+      <w:r>
+        <w:rPr>
+          <w:b w:val="0"/>
+          <w:bCs/>
+          <w:sz w:val="24"/>
+          <w:szCs w:val="24"/>
+        </w:rPr>
+        <w:t>sedangkan</w:t>
+      </w:r>
+      <w:proofErr w:type="spellEnd"/>
+      <w:r>
+        <w:rPr>
+          <w:b w:val="0"/>
+          <w:bCs/>
+          <w:sz w:val="24"/>
+          <w:szCs w:val="24"/>
+        </w:rPr>
+        <w:t xml:space="preserve"> </w:t>
+      </w:r>
+      <w:proofErr w:type="spellStart"/>
+      <w:r>
+        <w:rPr>
+          <w:b w:val="0"/>
+          <w:bCs/>
+          <w:sz w:val="24"/>
+          <w:szCs w:val="24"/>
+        </w:rPr>
+        <w:t>apabila</w:t>
+      </w:r>
+      <w:proofErr w:type="spellEnd"/>
+      <w:r>
+        <w:rPr>
+          <w:b w:val="0"/>
+          <w:bCs/>
+          <w:sz w:val="24"/>
+          <w:szCs w:val="24"/>
+        </w:rPr>
+        <w:t xml:space="preserve"> button “Yes” </w:t>
+      </w:r>
+      <w:proofErr w:type="spellStart"/>
+      <w:r>
+        <w:rPr>
+          <w:b w:val="0"/>
+          <w:bCs/>
+          <w:sz w:val="24"/>
+          <w:szCs w:val="24"/>
+        </w:rPr>
+        <w:t>dipilih</w:t>
+      </w:r>
+      <w:proofErr w:type="spellEnd"/>
+      <w:r>
+        <w:rPr>
+          <w:b w:val="0"/>
+          <w:bCs/>
+          <w:sz w:val="24"/>
+          <w:szCs w:val="24"/>
+        </w:rPr>
+        <w:t xml:space="preserve">, </w:t>
+      </w:r>
+      <w:proofErr w:type="spellStart"/>
+      <w:r>
+        <w:rPr>
+          <w:b w:val="0"/>
+          <w:bCs/>
+          <w:sz w:val="24"/>
+          <w:szCs w:val="24"/>
+        </w:rPr>
+        <w:t>maka</w:t>
+      </w:r>
+      <w:proofErr w:type="spellEnd"/>
+      <w:r>
+        <w:rPr>
+          <w:b w:val="0"/>
+          <w:bCs/>
+          <w:sz w:val="24"/>
+          <w:szCs w:val="24"/>
+        </w:rPr>
+        <w:t xml:space="preserve"> user </w:t>
+      </w:r>
+      <w:proofErr w:type="spellStart"/>
+      <w:r>
+        <w:rPr>
+          <w:b w:val="0"/>
+          <w:bCs/>
+          <w:sz w:val="24"/>
+          <w:szCs w:val="24"/>
+        </w:rPr>
+        <w:t>dikembalikan</w:t>
+      </w:r>
+      <w:proofErr w:type="spellEnd"/>
+      <w:r>
+        <w:rPr>
+          <w:b w:val="0"/>
+          <w:bCs/>
+          <w:sz w:val="24"/>
+          <w:szCs w:val="24"/>
+        </w:rPr>
+        <w:t xml:space="preserve"> </w:t>
+      </w:r>
+      <w:proofErr w:type="spellStart"/>
+      <w:r>
+        <w:rPr>
+          <w:b w:val="0"/>
+          <w:bCs/>
+          <w:sz w:val="24"/>
+          <w:szCs w:val="24"/>
+        </w:rPr>
+        <w:t>ke</w:t>
+      </w:r>
+      <w:proofErr w:type="spellEnd"/>
+      <w:r>
+        <w:rPr>
+          <w:b w:val="0"/>
+          <w:bCs/>
+          <w:sz w:val="24"/>
+          <w:szCs w:val="24"/>
+        </w:rPr>
+        <w:t xml:space="preserve"> menu </w:t>
+      </w:r>
+      <w:proofErr w:type="spellStart"/>
+      <w:r>
+        <w:rPr>
+          <w:b w:val="0"/>
+          <w:bCs/>
+          <w:sz w:val="24"/>
+          <w:szCs w:val="24"/>
+        </w:rPr>
+        <w:t>utama</w:t>
+      </w:r>
+      <w:proofErr w:type="spellEnd"/>
+      <w:r>
+        <w:rPr>
+          <w:b w:val="0"/>
+          <w:bCs/>
+          <w:sz w:val="24"/>
+          <w:szCs w:val="24"/>
+        </w:rPr>
+        <w:t xml:space="preserve"> game.</w:t>
       </w:r>
     </w:p>
     <w:p>
       <w:pPr>
-        <w:pStyle w:val="STTSJudulBab"/>
-        <w:jc w:val="both"/>
-        <w:rPr>
-          <w:b w:val="0"/>
-          <w:bCs/>
-          <w:sz w:val="24"/>
+        <w:spacing w:line="240" w:lineRule="auto"/>
+        <w:ind w:firstLine="0"/>
+        <w:jc w:val="left"/>
+        <w:rPr>
+          <w:bCs/>
           <w:szCs w:val="24"/>
         </w:rPr>
       </w:pPr>
@@ -27626,7 +28253,7 @@
         </w:numPr>
       </w:pPr>
       <w:r>
-        <w:t>Route Confirm</w:t>
+        <w:t>NPC Dialog</w:t>
       </w:r>
     </w:p>
     <w:p>
@@ -27644,15 +28271,21 @@
         <w:rPr>
           <w:b w:val="0"/>
           <w:bCs/>
-          <w:noProof/>
-          <w:sz w:val="24"/>
-          <w:szCs w:val="24"/>
-        </w:rPr>
+          <w:sz w:val="24"/>
+          <w:szCs w:val="24"/>
+        </w:rPr>
+        <w:lastRenderedPageBreak/>
         <w:drawing>
-          <wp:inline distT="0" distB="0" distL="0" distR="0" wp14:anchorId="1B4F1B75" wp14:editId="437B77FC">
-            <wp:extent cx="5040630" cy="1207770"/>
-            <wp:effectExtent l="0" t="0" r="7620" b="0"/>
-            <wp:docPr id="542922798" name="Picture 1"/>
+          <wp:inline distT="0" distB="0" distL="0" distR="0" wp14:anchorId="09406FC5" wp14:editId="6E6F3DF0">
+            <wp:extent cx="4704080" cy="2800436"/>
+            <wp:effectExtent l="0" t="0" r="1270" b="0"/>
+            <wp:docPr id="539588207" name="Picture 2" descr="A screenshot of a video game&#10;&#10;AI-generated content may be incorrect.">
+              <a:extLst xmlns:a="http://schemas.openxmlformats.org/drawingml/2006/main">
+                <a:ext uri="{FF2B5EF4-FFF2-40B4-BE49-F238E27FC236}">
+                  <a16:creationId xmlns:a16="http://schemas.microsoft.com/office/drawing/2014/main" id="{CFF85579-D5AE-D136-F555-09FCBC7589BA}"/>
+                </a:ext>
+              </a:extLst>
+            </wp:docPr>
             <wp:cNvGraphicFramePr>
               <a:graphicFrameLocks xmlns:a="http://schemas.openxmlformats.org/drawingml/2006/main" noChangeAspect="1"/>
             </wp:cNvGraphicFramePr>
@@ -27660,8 +28293,16 @@
               <a:graphicData uri="http://schemas.openxmlformats.org/drawingml/2006/picture">
                 <pic:pic xmlns:pic="http://schemas.openxmlformats.org/drawingml/2006/picture">
                   <pic:nvPicPr>
-                    <pic:cNvPr id="542922798" name=""/>
-                    <pic:cNvPicPr/>
+                    <pic:cNvPr id="539588207" name="Picture 2" descr="A screenshot of a video game&#10;&#10;AI-generated content may be incorrect.">
+                      <a:extLst>
+                        <a:ext uri="{FF2B5EF4-FFF2-40B4-BE49-F238E27FC236}">
+                          <a16:creationId xmlns:a16="http://schemas.microsoft.com/office/drawing/2014/main" id="{CFF85579-D5AE-D136-F555-09FCBC7589BA}"/>
+                        </a:ext>
+                      </a:extLst>
+                    </pic:cNvPr>
+                    <pic:cNvPicPr>
+                      <a:picLocks noChangeAspect="1"/>
+                    </pic:cNvPicPr>
                   </pic:nvPicPr>
                   <pic:blipFill>
                     <a:blip r:embed="rId38"/>
@@ -27672,7 +28313,7 @@
                   <pic:spPr>
                     <a:xfrm>
                       <a:off x="0" y="0"/>
-                      <a:ext cx="5040630" cy="1207770"/>
+                      <a:ext cx="4705434" cy="2801242"/>
                     </a:xfrm>
                     <a:prstGeom prst="rect">
                       <a:avLst/>
@@ -27684,304 +28325,24 @@
           </wp:inline>
         </w:drawing>
       </w:r>
-    </w:p>
-    <w:p>
-      <w:pPr>
-        <w:pStyle w:val="STTSJudulBab"/>
-        <w:jc w:val="both"/>
-        <w:rPr>
-          <w:b w:val="0"/>
-          <w:bCs/>
-          <w:sz w:val="24"/>
-          <w:szCs w:val="24"/>
-        </w:rPr>
-      </w:pPr>
-      <w:r>
-        <w:rPr>
-          <w:b w:val="0"/>
-          <w:bCs/>
-          <w:sz w:val="24"/>
-          <w:szCs w:val="24"/>
-        </w:rPr>
-        <w:t xml:space="preserve">Pada Route Confirm UI, </w:t>
-      </w:r>
-      <w:proofErr w:type="spellStart"/>
-      <w:r>
-        <w:rPr>
-          <w:b w:val="0"/>
-          <w:bCs/>
-          <w:sz w:val="24"/>
-          <w:szCs w:val="24"/>
-        </w:rPr>
-        <w:t>terdapat</w:t>
-      </w:r>
-      <w:proofErr w:type="spellEnd"/>
-      <w:r>
-        <w:rPr>
-          <w:b w:val="0"/>
-          <w:bCs/>
-          <w:sz w:val="24"/>
-          <w:szCs w:val="24"/>
-        </w:rPr>
-        <w:t xml:space="preserve"> </w:t>
-      </w:r>
-      <w:proofErr w:type="spellStart"/>
-      <w:r>
-        <w:rPr>
-          <w:b w:val="0"/>
-          <w:bCs/>
-          <w:sz w:val="24"/>
-          <w:szCs w:val="24"/>
-        </w:rPr>
-        <w:t>informasi</w:t>
-      </w:r>
-      <w:proofErr w:type="spellEnd"/>
-      <w:r>
-        <w:rPr>
-          <w:b w:val="0"/>
-          <w:bCs/>
-          <w:sz w:val="24"/>
-          <w:szCs w:val="24"/>
-        </w:rPr>
-        <w:t xml:space="preserve"> </w:t>
-      </w:r>
-      <w:proofErr w:type="spellStart"/>
-      <w:r>
-        <w:rPr>
-          <w:b w:val="0"/>
-          <w:bCs/>
-          <w:sz w:val="24"/>
-          <w:szCs w:val="24"/>
-        </w:rPr>
-        <w:t>tentang</w:t>
-      </w:r>
-      <w:proofErr w:type="spellEnd"/>
-      <w:r>
-        <w:rPr>
-          <w:b w:val="0"/>
-          <w:bCs/>
-          <w:sz w:val="24"/>
-          <w:szCs w:val="24"/>
-        </w:rPr>
-        <w:t xml:space="preserve"> stage yang </w:t>
-      </w:r>
-      <w:proofErr w:type="spellStart"/>
-      <w:r>
-        <w:rPr>
-          <w:b w:val="0"/>
-          <w:bCs/>
-          <w:sz w:val="24"/>
-          <w:szCs w:val="24"/>
-        </w:rPr>
-        <w:t>dipilih</w:t>
-      </w:r>
-      <w:proofErr w:type="spellEnd"/>
-      <w:r>
-        <w:rPr>
-          <w:b w:val="0"/>
-          <w:bCs/>
-          <w:sz w:val="24"/>
-          <w:szCs w:val="24"/>
-        </w:rPr>
-        <w:t xml:space="preserve"> oleh user, </w:t>
-      </w:r>
-      <w:proofErr w:type="spellStart"/>
-      <w:r>
-        <w:rPr>
-          <w:b w:val="0"/>
-          <w:bCs/>
-          <w:sz w:val="24"/>
-          <w:szCs w:val="24"/>
-        </w:rPr>
-        <w:t>sedangkan</w:t>
-      </w:r>
-      <w:proofErr w:type="spellEnd"/>
-      <w:r>
-        <w:rPr>
-          <w:b w:val="0"/>
-          <w:bCs/>
-          <w:sz w:val="24"/>
-          <w:szCs w:val="24"/>
-        </w:rPr>
-        <w:t xml:space="preserve"> button “Confirm” yang </w:t>
-      </w:r>
-      <w:proofErr w:type="spellStart"/>
-      <w:r>
-        <w:rPr>
-          <w:b w:val="0"/>
-          <w:bCs/>
-          <w:sz w:val="24"/>
-          <w:szCs w:val="24"/>
-        </w:rPr>
-        <w:t>berfungsi</w:t>
-      </w:r>
-      <w:proofErr w:type="spellEnd"/>
-      <w:r>
-        <w:rPr>
-          <w:b w:val="0"/>
-          <w:bCs/>
-          <w:sz w:val="24"/>
-          <w:szCs w:val="24"/>
-        </w:rPr>
-        <w:t xml:space="preserve"> </w:t>
-      </w:r>
-      <w:proofErr w:type="spellStart"/>
-      <w:r>
-        <w:rPr>
-          <w:b w:val="0"/>
-          <w:bCs/>
-          <w:sz w:val="24"/>
-          <w:szCs w:val="24"/>
-        </w:rPr>
-        <w:t>untuk</w:t>
-      </w:r>
-      <w:proofErr w:type="spellEnd"/>
-      <w:r>
-        <w:rPr>
-          <w:b w:val="0"/>
-          <w:bCs/>
-          <w:sz w:val="24"/>
-          <w:szCs w:val="24"/>
-        </w:rPr>
-        <w:t xml:space="preserve"> </w:t>
-      </w:r>
-      <w:proofErr w:type="spellStart"/>
-      <w:r>
-        <w:rPr>
-          <w:b w:val="0"/>
-          <w:bCs/>
-          <w:sz w:val="24"/>
-          <w:szCs w:val="24"/>
-        </w:rPr>
-        <w:t>mengarahkan</w:t>
-      </w:r>
-      <w:proofErr w:type="spellEnd"/>
-      <w:r>
-        <w:rPr>
-          <w:b w:val="0"/>
-          <w:bCs/>
-          <w:sz w:val="24"/>
-          <w:szCs w:val="24"/>
-        </w:rPr>
-        <w:t xml:space="preserve"> user </w:t>
-      </w:r>
-      <w:proofErr w:type="spellStart"/>
-      <w:r>
-        <w:rPr>
-          <w:b w:val="0"/>
-          <w:bCs/>
-          <w:sz w:val="24"/>
-          <w:szCs w:val="24"/>
-        </w:rPr>
-        <w:t>ke</w:t>
-      </w:r>
-      <w:proofErr w:type="spellEnd"/>
-      <w:r>
-        <w:rPr>
-          <w:b w:val="0"/>
-          <w:bCs/>
-          <w:sz w:val="24"/>
-          <w:szCs w:val="24"/>
-        </w:rPr>
-        <w:t xml:space="preserve"> </w:t>
-      </w:r>
-      <w:proofErr w:type="spellStart"/>
-      <w:r>
-        <w:rPr>
-          <w:b w:val="0"/>
-          <w:bCs/>
-          <w:sz w:val="24"/>
-          <w:szCs w:val="24"/>
-        </w:rPr>
-        <w:t>dalam</w:t>
-      </w:r>
-      <w:proofErr w:type="spellEnd"/>
-      <w:r>
-        <w:rPr>
-          <w:b w:val="0"/>
-          <w:bCs/>
-          <w:sz w:val="24"/>
-          <w:szCs w:val="24"/>
-        </w:rPr>
-        <w:t xml:space="preserve"> stage yang </w:t>
-      </w:r>
-      <w:proofErr w:type="spellStart"/>
-      <w:r>
-        <w:rPr>
-          <w:b w:val="0"/>
-          <w:bCs/>
-          <w:sz w:val="24"/>
-          <w:szCs w:val="24"/>
-        </w:rPr>
-        <w:t>dipilih</w:t>
-      </w:r>
-      <w:proofErr w:type="spellEnd"/>
-      <w:r>
-        <w:rPr>
-          <w:b w:val="0"/>
-          <w:bCs/>
-          <w:sz w:val="24"/>
-          <w:szCs w:val="24"/>
-        </w:rPr>
-        <w:t xml:space="preserve"> oleh user.</w:t>
-      </w:r>
-    </w:p>
-    <w:p>
-      <w:pPr>
-        <w:spacing w:line="240" w:lineRule="auto"/>
-        <w:ind w:firstLine="0"/>
-        <w:jc w:val="left"/>
-        <w:rPr>
-          <w:bCs/>
-          <w:szCs w:val="24"/>
-        </w:rPr>
-      </w:pPr>
-      <w:r>
-        <w:rPr>
-          <w:b/>
-          <w:bCs/>
-          <w:szCs w:val="24"/>
-        </w:rPr>
-        <w:br w:type="page"/>
-      </w:r>
-    </w:p>
-    <w:p>
-      <w:pPr>
-        <w:pStyle w:val="STTSJudulSubBab"/>
-        <w:numPr>
-          <w:ilvl w:val="0"/>
-          <w:numId w:val="1"/>
-        </w:numPr>
-      </w:pPr>
-      <w:r>
-        <w:lastRenderedPageBreak/>
-        <w:t>GUI Exit</w:t>
-      </w:r>
-    </w:p>
-    <w:p>
-      <w:pPr>
-        <w:pStyle w:val="STTSJudulBab"/>
-        <w:jc w:val="both"/>
-        <w:rPr>
-          <w:b w:val="0"/>
-          <w:bCs/>
-          <w:sz w:val="24"/>
-          <w:szCs w:val="24"/>
-        </w:rPr>
-      </w:pPr>
-      <w:r>
-        <w:rPr>
-          <w:b w:val="0"/>
-          <w:bCs/>
-          <w:noProof/>
+      <w:r>
+        <w:rPr>
+          <w:b w:val="0"/>
+          <w:bCs/>
           <w:sz w:val="24"/>
           <w:szCs w:val="24"/>
         </w:rPr>
         <w:drawing>
-          <wp:inline distT="0" distB="0" distL="0" distR="0" wp14:anchorId="21FA9421" wp14:editId="770D738A">
-            <wp:extent cx="5040630" cy="2839720"/>
-            <wp:effectExtent l="0" t="0" r="7620" b="0"/>
-            <wp:docPr id="725582880" name="Picture 1"/>
+          <wp:inline distT="0" distB="0" distL="0" distR="0" wp14:anchorId="0B849EAE" wp14:editId="4AADD235">
+            <wp:extent cx="4704691" cy="2800800"/>
+            <wp:effectExtent l="0" t="0" r="1270" b="0"/>
+            <wp:docPr id="1431373647" name="Picture 3" descr="A screenshot of a video game&#10;&#10;AI-generated content may be incorrect.">
+              <a:extLst xmlns:a="http://schemas.openxmlformats.org/drawingml/2006/main">
+                <a:ext uri="{FF2B5EF4-FFF2-40B4-BE49-F238E27FC236}">
+                  <a16:creationId xmlns:a16="http://schemas.microsoft.com/office/drawing/2014/main" id="{F06C745E-ED43-31AA-1319-E9B93004AA08}"/>
+                </a:ext>
+              </a:extLst>
+            </wp:docPr>
             <wp:cNvGraphicFramePr>
               <a:graphicFrameLocks xmlns:a="http://schemas.openxmlformats.org/drawingml/2006/main" noChangeAspect="1"/>
             </wp:cNvGraphicFramePr>
@@ -27989,419 +28350,26 @@
               <a:graphicData uri="http://schemas.openxmlformats.org/drawingml/2006/picture">
                 <pic:pic xmlns:pic="http://schemas.openxmlformats.org/drawingml/2006/picture">
                   <pic:nvPicPr>
-                    <pic:cNvPr id="725582880" name=""/>
-                    <pic:cNvPicPr/>
+                    <pic:cNvPr id="1431373647" name="Picture 3" descr="A screenshot of a video game&#10;&#10;AI-generated content may be incorrect.">
+                      <a:extLst>
+                        <a:ext uri="{FF2B5EF4-FFF2-40B4-BE49-F238E27FC236}">
+                          <a16:creationId xmlns:a16="http://schemas.microsoft.com/office/drawing/2014/main" id="{F06C745E-ED43-31AA-1319-E9B93004AA08}"/>
+                        </a:ext>
+                      </a:extLst>
+                    </pic:cNvPr>
+                    <pic:cNvPicPr>
+                      <a:picLocks noChangeAspect="1"/>
+                    </pic:cNvPicPr>
                   </pic:nvPicPr>
                   <pic:blipFill>
                     <a:blip r:embed="rId39"/>
-                    <a:stretch>
-                      <a:fillRect/>
-                    </a:stretch>
+                    <a:srcRect/>
+                    <a:stretch/>
                   </pic:blipFill>
                   <pic:spPr>
                     <a:xfrm>
                       <a:off x="0" y="0"/>
-                      <a:ext cx="5040630" cy="2839720"/>
-                    </a:xfrm>
-                    <a:prstGeom prst="rect">
-                      <a:avLst/>
-                    </a:prstGeom>
-                  </pic:spPr>
-                </pic:pic>
-              </a:graphicData>
-            </a:graphic>
-          </wp:inline>
-        </w:drawing>
-      </w:r>
-    </w:p>
-    <w:p>
-      <w:pPr>
-        <w:pStyle w:val="STTSJudulBab"/>
-        <w:jc w:val="both"/>
-        <w:rPr>
-          <w:b w:val="0"/>
-          <w:bCs/>
-          <w:sz w:val="24"/>
-          <w:szCs w:val="24"/>
-        </w:rPr>
-      </w:pPr>
-      <w:r>
-        <w:rPr>
-          <w:b w:val="0"/>
-          <w:bCs/>
-          <w:sz w:val="24"/>
-          <w:szCs w:val="24"/>
-        </w:rPr>
-        <w:t xml:space="preserve">Pada GUI Exit, </w:t>
-      </w:r>
-      <w:proofErr w:type="spellStart"/>
-      <w:r>
-        <w:rPr>
-          <w:b w:val="0"/>
-          <w:bCs/>
-          <w:sz w:val="24"/>
-          <w:szCs w:val="24"/>
-        </w:rPr>
-        <w:t>terdapat</w:t>
-      </w:r>
-      <w:proofErr w:type="spellEnd"/>
-      <w:r>
-        <w:rPr>
-          <w:b w:val="0"/>
-          <w:bCs/>
-          <w:sz w:val="24"/>
-          <w:szCs w:val="24"/>
-        </w:rPr>
-        <w:t xml:space="preserve"> menu </w:t>
-      </w:r>
-      <w:proofErr w:type="spellStart"/>
-      <w:r>
-        <w:rPr>
-          <w:b w:val="0"/>
-          <w:bCs/>
-          <w:sz w:val="24"/>
-          <w:szCs w:val="24"/>
-        </w:rPr>
-        <w:t>konfirmasi</w:t>
-      </w:r>
-      <w:proofErr w:type="spellEnd"/>
-      <w:r>
-        <w:rPr>
-          <w:b w:val="0"/>
-          <w:bCs/>
-          <w:sz w:val="24"/>
-          <w:szCs w:val="24"/>
-        </w:rPr>
-        <w:t xml:space="preserve"> yang </w:t>
-      </w:r>
-      <w:proofErr w:type="spellStart"/>
-      <w:r>
-        <w:rPr>
-          <w:b w:val="0"/>
-          <w:bCs/>
-          <w:sz w:val="24"/>
-          <w:szCs w:val="24"/>
-        </w:rPr>
-        <w:t>memiliki</w:t>
-      </w:r>
-      <w:proofErr w:type="spellEnd"/>
-      <w:r>
-        <w:rPr>
-          <w:b w:val="0"/>
-          <w:bCs/>
-          <w:sz w:val="24"/>
-          <w:szCs w:val="24"/>
-        </w:rPr>
-        <w:t xml:space="preserve"> button “Yes” dan “No”, </w:t>
-      </w:r>
-      <w:proofErr w:type="spellStart"/>
-      <w:r>
-        <w:rPr>
-          <w:b w:val="0"/>
-          <w:bCs/>
-          <w:sz w:val="24"/>
-          <w:szCs w:val="24"/>
-        </w:rPr>
-        <w:t>apabila</w:t>
-      </w:r>
-      <w:proofErr w:type="spellEnd"/>
-      <w:r>
-        <w:rPr>
-          <w:b w:val="0"/>
-          <w:bCs/>
-          <w:sz w:val="24"/>
-          <w:szCs w:val="24"/>
-        </w:rPr>
-        <w:t xml:space="preserve"> button “No” </w:t>
-      </w:r>
-      <w:proofErr w:type="spellStart"/>
-      <w:r>
-        <w:rPr>
-          <w:b w:val="0"/>
-          <w:bCs/>
-          <w:sz w:val="24"/>
-          <w:szCs w:val="24"/>
-        </w:rPr>
-        <w:t>dipilih</w:t>
-      </w:r>
-      <w:proofErr w:type="spellEnd"/>
-      <w:r>
-        <w:rPr>
-          <w:b w:val="0"/>
-          <w:bCs/>
-          <w:sz w:val="24"/>
-          <w:szCs w:val="24"/>
-        </w:rPr>
-        <w:t xml:space="preserve">, </w:t>
-      </w:r>
-      <w:proofErr w:type="spellStart"/>
-      <w:r>
-        <w:rPr>
-          <w:b w:val="0"/>
-          <w:bCs/>
-          <w:sz w:val="24"/>
-          <w:szCs w:val="24"/>
-        </w:rPr>
-        <w:t>maka</w:t>
-      </w:r>
-      <w:proofErr w:type="spellEnd"/>
-      <w:r>
-        <w:rPr>
-          <w:b w:val="0"/>
-          <w:bCs/>
-          <w:sz w:val="24"/>
-          <w:szCs w:val="24"/>
-        </w:rPr>
-        <w:t xml:space="preserve"> user </w:t>
-      </w:r>
-      <w:proofErr w:type="spellStart"/>
-      <w:r>
-        <w:rPr>
-          <w:b w:val="0"/>
-          <w:bCs/>
-          <w:sz w:val="24"/>
-          <w:szCs w:val="24"/>
-        </w:rPr>
-        <w:t>dikembalikan</w:t>
-      </w:r>
-      <w:proofErr w:type="spellEnd"/>
-      <w:r>
-        <w:rPr>
-          <w:b w:val="0"/>
-          <w:bCs/>
-          <w:sz w:val="24"/>
-          <w:szCs w:val="24"/>
-        </w:rPr>
-        <w:t xml:space="preserve"> </w:t>
-      </w:r>
-      <w:proofErr w:type="spellStart"/>
-      <w:r>
-        <w:rPr>
-          <w:b w:val="0"/>
-          <w:bCs/>
-          <w:sz w:val="24"/>
-          <w:szCs w:val="24"/>
-        </w:rPr>
-        <w:t>ke</w:t>
-      </w:r>
-      <w:proofErr w:type="spellEnd"/>
-      <w:r>
-        <w:rPr>
-          <w:b w:val="0"/>
-          <w:bCs/>
-          <w:sz w:val="24"/>
-          <w:szCs w:val="24"/>
-        </w:rPr>
-        <w:t xml:space="preserve"> pause menu, </w:t>
-      </w:r>
-      <w:proofErr w:type="spellStart"/>
-      <w:r>
-        <w:rPr>
-          <w:b w:val="0"/>
-          <w:bCs/>
-          <w:sz w:val="24"/>
-          <w:szCs w:val="24"/>
-        </w:rPr>
-        <w:t>sedangkan</w:t>
-      </w:r>
-      <w:proofErr w:type="spellEnd"/>
-      <w:r>
-        <w:rPr>
-          <w:b w:val="0"/>
-          <w:bCs/>
-          <w:sz w:val="24"/>
-          <w:szCs w:val="24"/>
-        </w:rPr>
-        <w:t xml:space="preserve"> </w:t>
-      </w:r>
-      <w:proofErr w:type="spellStart"/>
-      <w:r>
-        <w:rPr>
-          <w:b w:val="0"/>
-          <w:bCs/>
-          <w:sz w:val="24"/>
-          <w:szCs w:val="24"/>
-        </w:rPr>
-        <w:t>apabila</w:t>
-      </w:r>
-      <w:proofErr w:type="spellEnd"/>
-      <w:r>
-        <w:rPr>
-          <w:b w:val="0"/>
-          <w:bCs/>
-          <w:sz w:val="24"/>
-          <w:szCs w:val="24"/>
-        </w:rPr>
-        <w:t xml:space="preserve"> button “Yes” </w:t>
-      </w:r>
-      <w:proofErr w:type="spellStart"/>
-      <w:r>
-        <w:rPr>
-          <w:b w:val="0"/>
-          <w:bCs/>
-          <w:sz w:val="24"/>
-          <w:szCs w:val="24"/>
-        </w:rPr>
-        <w:t>dipilih</w:t>
-      </w:r>
-      <w:proofErr w:type="spellEnd"/>
-      <w:r>
-        <w:rPr>
-          <w:b w:val="0"/>
-          <w:bCs/>
-          <w:sz w:val="24"/>
-          <w:szCs w:val="24"/>
-        </w:rPr>
-        <w:t xml:space="preserve">, </w:t>
-      </w:r>
-      <w:proofErr w:type="spellStart"/>
-      <w:r>
-        <w:rPr>
-          <w:b w:val="0"/>
-          <w:bCs/>
-          <w:sz w:val="24"/>
-          <w:szCs w:val="24"/>
-        </w:rPr>
-        <w:t>maka</w:t>
-      </w:r>
-      <w:proofErr w:type="spellEnd"/>
-      <w:r>
-        <w:rPr>
-          <w:b w:val="0"/>
-          <w:bCs/>
-          <w:sz w:val="24"/>
-          <w:szCs w:val="24"/>
-        </w:rPr>
-        <w:t xml:space="preserve"> user </w:t>
-      </w:r>
-      <w:proofErr w:type="spellStart"/>
-      <w:r>
-        <w:rPr>
-          <w:b w:val="0"/>
-          <w:bCs/>
-          <w:sz w:val="24"/>
-          <w:szCs w:val="24"/>
-        </w:rPr>
-        <w:t>dikembalikan</w:t>
-      </w:r>
-      <w:proofErr w:type="spellEnd"/>
-      <w:r>
-        <w:rPr>
-          <w:b w:val="0"/>
-          <w:bCs/>
-          <w:sz w:val="24"/>
-          <w:szCs w:val="24"/>
-        </w:rPr>
-        <w:t xml:space="preserve"> </w:t>
-      </w:r>
-      <w:proofErr w:type="spellStart"/>
-      <w:r>
-        <w:rPr>
-          <w:b w:val="0"/>
-          <w:bCs/>
-          <w:sz w:val="24"/>
-          <w:szCs w:val="24"/>
-        </w:rPr>
-        <w:t>ke</w:t>
-      </w:r>
-      <w:proofErr w:type="spellEnd"/>
-      <w:r>
-        <w:rPr>
-          <w:b w:val="0"/>
-          <w:bCs/>
-          <w:sz w:val="24"/>
-          <w:szCs w:val="24"/>
-        </w:rPr>
-        <w:t xml:space="preserve"> menu </w:t>
-      </w:r>
-      <w:proofErr w:type="spellStart"/>
-      <w:r>
-        <w:rPr>
-          <w:b w:val="0"/>
-          <w:bCs/>
-          <w:sz w:val="24"/>
-          <w:szCs w:val="24"/>
-        </w:rPr>
-        <w:t>utama</w:t>
-      </w:r>
-      <w:proofErr w:type="spellEnd"/>
-      <w:r>
-        <w:rPr>
-          <w:b w:val="0"/>
-          <w:bCs/>
-          <w:sz w:val="24"/>
-          <w:szCs w:val="24"/>
-        </w:rPr>
-        <w:t xml:space="preserve"> game.</w:t>
-      </w:r>
-    </w:p>
-    <w:p>
-      <w:pPr>
-        <w:spacing w:line="240" w:lineRule="auto"/>
-        <w:ind w:firstLine="0"/>
-        <w:jc w:val="left"/>
-        <w:rPr>
-          <w:bCs/>
-          <w:szCs w:val="24"/>
-        </w:rPr>
-      </w:pPr>
-    </w:p>
-    <w:p>
-      <w:pPr>
-        <w:pStyle w:val="STTSJudulSubBab"/>
-        <w:numPr>
-          <w:ilvl w:val="0"/>
-          <w:numId w:val="1"/>
-        </w:numPr>
-      </w:pPr>
-      <w:r>
-        <w:t>NPC Dialog</w:t>
-      </w:r>
-    </w:p>
-    <w:p>
-      <w:pPr>
-        <w:pStyle w:val="STTSJudulBab"/>
-        <w:jc w:val="both"/>
-        <w:rPr>
-          <w:b w:val="0"/>
-          <w:bCs/>
-          <w:sz w:val="24"/>
-          <w:szCs w:val="24"/>
-        </w:rPr>
-      </w:pPr>
-      <w:r>
-        <w:rPr>
-          <w:b w:val="0"/>
-          <w:bCs/>
-          <w:noProof/>
-          <w:sz w:val="24"/>
-          <w:szCs w:val="24"/>
-        </w:rPr>
-        <w:drawing>
-          <wp:inline distT="0" distB="0" distL="0" distR="0" wp14:anchorId="488C221B" wp14:editId="40C76479">
-            <wp:extent cx="5040630" cy="2818765"/>
-            <wp:effectExtent l="0" t="0" r="7620" b="635"/>
-            <wp:docPr id="1988733219" name="Picture 1"/>
-            <wp:cNvGraphicFramePr>
-              <a:graphicFrameLocks xmlns:a="http://schemas.openxmlformats.org/drawingml/2006/main" noChangeAspect="1"/>
-            </wp:cNvGraphicFramePr>
-            <a:graphic xmlns:a="http://schemas.openxmlformats.org/drawingml/2006/main">
-              <a:graphicData uri="http://schemas.openxmlformats.org/drawingml/2006/picture">
-                <pic:pic xmlns:pic="http://schemas.openxmlformats.org/drawingml/2006/picture">
-                  <pic:nvPicPr>
-                    <pic:cNvPr id="1988733219" name=""/>
-                    <pic:cNvPicPr/>
-                  </pic:nvPicPr>
-                  <pic:blipFill>
-                    <a:blip r:embed="rId40"/>
-                    <a:stretch>
-                      <a:fillRect/>
-                    </a:stretch>
-                  </pic:blipFill>
-                  <pic:spPr>
-                    <a:xfrm>
-                      <a:off x="0" y="0"/>
-                      <a:ext cx="5040630" cy="2818765"/>
+                      <a:ext cx="4704691" cy="2800800"/>
                     </a:xfrm>
                     <a:prstGeom prst="rect">
                       <a:avLst/>
@@ -28564,7 +28532,13 @@
       <w:rPr>
         <w:noProof/>
       </w:rPr>
-      <w:t>ii</w:t>
+      <w:t>i</w:t>
+    </w:r>
+    <w:r>
+      <w:rPr>
+        <w:noProof/>
+      </w:rPr>
+      <w:t>i</w:t>
     </w:r>
     <w:r>
       <w:fldChar w:fldCharType="end"/>
@@ -28636,7 +28610,13 @@
       <w:rPr>
         <w:noProof/>
       </w:rPr>
-      <w:t>12</w:t>
+      <w:t>1</w:t>
+    </w:r>
+    <w:r>
+      <w:rPr>
+        <w:noProof/>
+      </w:rPr>
+      <w:t>2</w:t>
     </w:r>
     <w:r>
       <w:fldChar w:fldCharType="end"/>
@@ -28719,7 +28699,13 @@
       <w:rPr>
         <w:noProof/>
       </w:rPr>
-      <w:t>10</w:t>
+      <w:t>1</w:t>
+    </w:r>
+    <w:r>
+      <w:rPr>
+        <w:noProof/>
+      </w:rPr>
+      <w:t>0</w:t>
     </w:r>
     <w:r>
       <w:fldChar w:fldCharType="end"/>
@@ -32913,7 +32899,6 @@
   <w:style w:type="character" w:default="1" w:styleId="DefaultParagraphFont">
     <w:name w:val="Default Paragraph Font"/>
     <w:uiPriority w:val="1"/>
-    <w:semiHidden/>
     <w:unhideWhenUsed/>
   </w:style>
   <w:style w:type="table" w:default="1" w:styleId="TableNormal">
